--- a/4_Diari/29.01.2025 - Diario.docx
+++ b/4_Diari/29.01.2025 - Diario.docx
@@ -181,47 +181,126 @@
             <w:pPr>
               <w:rPr>
                 <w:rFonts w:ascii="Arial" w:hAnsi="Arial" w:cs="Arial"/>
+                <w:sz w:val="20"/>
+                <w:szCs w:val="20"/>
               </w:rPr>
             </w:pPr>
             <w:r>
               <w:rPr>
                 <w:rFonts w:ascii="Arial" w:hAnsi="Arial" w:cs="Arial"/>
-              </w:rPr>
-              <w:t xml:space="preserve">Samuele: Sistemato </w:t>
-            </w:r>
-            <w:proofErr w:type="spellStart"/>
-            <w:r>
-              <w:rPr>
-                <w:rFonts w:ascii="Arial" w:hAnsi="Arial" w:cs="Arial"/>
-              </w:rPr>
-              <w:t>QdC</w:t>
-            </w:r>
-            <w:proofErr w:type="spellEnd"/>
-            <w:r>
-              <w:rPr>
-                <w:rFonts w:ascii="Arial" w:hAnsi="Arial" w:cs="Arial"/>
-              </w:rPr>
-              <w:t xml:space="preserve"> con docente</w:t>
+                <w:sz w:val="20"/>
+                <w:szCs w:val="20"/>
+              </w:rPr>
+              <w:t>Samuele:</w:t>
             </w:r>
           </w:p>
           <w:p>
             <w:pPr>
-              <w:rPr>
-                <w:rFonts w:ascii="Arial" w:hAnsi="Arial" w:cs="Arial"/>
+              <w:pStyle w:val="Paragrafoelenco"/>
+              <w:numPr>
+                <w:ilvl w:val="0"/>
+                <w:numId w:val="26"/>
+              </w:numPr>
+              <w:rPr>
+                <w:rFonts w:ascii="Arial" w:hAnsi="Arial" w:cs="Arial"/>
+                <w:sz w:val="20"/>
+                <w:szCs w:val="20"/>
               </w:rPr>
             </w:pPr>
             <w:r>
               <w:rPr>
                 <w:rFonts w:ascii="Arial" w:hAnsi="Arial" w:cs="Arial"/>
-              </w:rPr>
-              <w:t xml:space="preserve">Samuele: Visto pagina </w:t>
+                <w:sz w:val="20"/>
+                <w:szCs w:val="20"/>
+              </w:rPr>
+              <w:t xml:space="preserve">Sistemato </w:t>
             </w:r>
             <w:proofErr w:type="spellStart"/>
             <w:r>
               <w:rPr>
                 <w:rFonts w:ascii="Arial" w:hAnsi="Arial" w:cs="Arial"/>
-              </w:rPr>
-              <w:t>GitFlow</w:t>
+                <w:sz w:val="20"/>
+                <w:szCs w:val="20"/>
+              </w:rPr>
+              <w:t>QdC</w:t>
+            </w:r>
+            <w:proofErr w:type="spellEnd"/>
+            <w:r>
+              <w:rPr>
+                <w:rFonts w:ascii="Arial" w:hAnsi="Arial" w:cs="Arial"/>
+                <w:sz w:val="20"/>
+                <w:szCs w:val="20"/>
+              </w:rPr>
+              <w:t xml:space="preserve"> con docente</w:t>
+            </w:r>
+          </w:p>
+          <w:p>
+            <w:pPr>
+              <w:pStyle w:val="Paragrafoelenco"/>
+              <w:numPr>
+                <w:ilvl w:val="0"/>
+                <w:numId w:val="26"/>
+              </w:numPr>
+              <w:rPr>
+                <w:rFonts w:ascii="Arial" w:hAnsi="Arial" w:cs="Arial"/>
+                <w:sz w:val="20"/>
+                <w:szCs w:val="20"/>
+              </w:rPr>
+            </w:pPr>
+            <w:r>
+              <w:rPr>
+                <w:rFonts w:ascii="Arial" w:hAnsi="Arial" w:cs="Arial"/>
+                <w:sz w:val="20"/>
+                <w:szCs w:val="20"/>
+              </w:rPr>
+              <w:t>Aggiornamento Gantt</w:t>
+            </w:r>
+          </w:p>
+          <w:p>
+            <w:pPr>
+              <w:pStyle w:val="Paragrafoelenco"/>
+              <w:numPr>
+                <w:ilvl w:val="0"/>
+                <w:numId w:val="26"/>
+              </w:numPr>
+              <w:rPr>
+                <w:rFonts w:ascii="Arial" w:hAnsi="Arial" w:cs="Arial"/>
+                <w:sz w:val="20"/>
+                <w:szCs w:val="20"/>
+              </w:rPr>
+            </w:pPr>
+            <w:r>
+              <w:rPr>
+                <w:rFonts w:ascii="Arial" w:hAnsi="Arial" w:cs="Arial"/>
+                <w:sz w:val="20"/>
+                <w:szCs w:val="20"/>
+              </w:rPr>
+              <w:t>Aggiunta attivit</w:t>
+            </w:r>
+            <w:r>
+              <w:rPr>
+                <w:rFonts w:ascii="Arial" w:hAnsi="Arial" w:cs="Arial"/>
+                <w:sz w:val="20"/>
+                <w:szCs w:val="20"/>
+              </w:rPr>
+              <w:t xml:space="preserve">à </w:t>
+            </w:r>
+            <w:r>
+              <w:rPr>
+                <w:rFonts w:ascii="Arial" w:hAnsi="Arial" w:cs="Arial"/>
+                <w:sz w:val="20"/>
+                <w:szCs w:val="20"/>
+              </w:rPr>
+              <w:t xml:space="preserve">su </w:t>
+            </w:r>
+            <w:proofErr w:type="spellStart"/>
+            <w:r>
+              <w:rPr>
+                <w:rFonts w:ascii="Arial" w:hAnsi="Arial" w:cs="Arial"/>
+                <w:sz w:val="20"/>
+                <w:szCs w:val="20"/>
+              </w:rPr>
+              <w:t>Trello</w:t>
             </w:r>
             <w:proofErr w:type="spellEnd"/>
           </w:p>
@@ -229,51 +308,46 @@
             <w:pPr>
               <w:rPr>
                 <w:rFonts w:ascii="Arial" w:hAnsi="Arial" w:cs="Arial"/>
+                <w:sz w:val="20"/>
+                <w:szCs w:val="20"/>
               </w:rPr>
             </w:pPr>
             <w:r>
               <w:rPr>
                 <w:rFonts w:ascii="Arial" w:hAnsi="Arial" w:cs="Arial"/>
-              </w:rPr>
-              <w:t xml:space="preserve">Samuele: </w:t>
-            </w:r>
-            <w:r>
-              <w:rPr>
-                <w:rFonts w:ascii="Arial" w:hAnsi="Arial" w:cs="Arial"/>
-              </w:rPr>
-              <w:t>Aggiornamento Gantt</w:t>
+                <w:sz w:val="20"/>
+                <w:szCs w:val="20"/>
+              </w:rPr>
+              <w:t>Andrea S.:</w:t>
             </w:r>
           </w:p>
           <w:p>
             <w:pPr>
-              <w:rPr>
-                <w:rFonts w:ascii="Arial" w:hAnsi="Arial" w:cs="Arial"/>
+              <w:pStyle w:val="Paragrafoelenco"/>
+              <w:numPr>
+                <w:ilvl w:val="0"/>
+                <w:numId w:val="24"/>
+              </w:numPr>
+              <w:rPr>
+                <w:rFonts w:ascii="Arial" w:hAnsi="Arial" w:cs="Arial"/>
+                <w:sz w:val="20"/>
+                <w:szCs w:val="20"/>
               </w:rPr>
             </w:pPr>
             <w:r>
               <w:rPr>
                 <w:rFonts w:ascii="Arial" w:hAnsi="Arial" w:cs="Arial"/>
-              </w:rPr>
-              <w:t>Samuele: Aggiunta attivit</w:t>
-            </w:r>
-            <w:r>
-              <w:rPr>
-                <w:rFonts w:ascii="Arial" w:hAnsi="Arial" w:cs="Arial"/>
-              </w:rPr>
-              <w:t xml:space="preserve">à </w:t>
-            </w:r>
-            <w:bookmarkStart w:id="3" w:name="_GoBack"/>
-            <w:bookmarkEnd w:id="3"/>
-            <w:r>
-              <w:rPr>
-                <w:rFonts w:ascii="Arial" w:hAnsi="Arial" w:cs="Arial"/>
-              </w:rPr>
-              <w:t xml:space="preserve">su </w:t>
+                <w:sz w:val="20"/>
+                <w:szCs w:val="20"/>
+              </w:rPr>
+              <w:t xml:space="preserve">Creazione bacheca </w:t>
             </w:r>
             <w:proofErr w:type="spellStart"/>
             <w:r>
               <w:rPr>
                 <w:rFonts w:ascii="Arial" w:hAnsi="Arial" w:cs="Arial"/>
+                <w:sz w:val="20"/>
+                <w:szCs w:val="20"/>
               </w:rPr>
               <w:t>Trello</w:t>
             </w:r>
@@ -281,22 +355,423 @@
           </w:p>
           <w:p>
             <w:pPr>
-              <w:rPr>
-                <w:rFonts w:ascii="Arial" w:hAnsi="Arial" w:cs="Arial"/>
+              <w:pStyle w:val="Paragrafoelenco"/>
+              <w:numPr>
+                <w:ilvl w:val="0"/>
+                <w:numId w:val="24"/>
+              </w:numPr>
+              <w:rPr>
+                <w:rFonts w:ascii="Arial" w:hAnsi="Arial" w:cs="Arial"/>
+                <w:sz w:val="20"/>
+                <w:szCs w:val="20"/>
               </w:rPr>
             </w:pPr>
             <w:r>
               <w:rPr>
                 <w:rFonts w:ascii="Arial" w:hAnsi="Arial" w:cs="Arial"/>
-              </w:rPr>
-              <w:t xml:space="preserve">Andrea S.: Creazione bacheca </w:t>
+                <w:sz w:val="20"/>
+                <w:szCs w:val="20"/>
+              </w:rPr>
+              <w:t xml:space="preserve">Continuazione </w:t>
+            </w:r>
+            <w:r>
+              <w:rPr>
+                <w:rFonts w:ascii="Arial" w:hAnsi="Arial" w:cs="Arial"/>
+                <w:sz w:val="20"/>
+                <w:szCs w:val="20"/>
+              </w:rPr>
+              <w:t>S</w:t>
+            </w:r>
+            <w:r>
+              <w:rPr>
+                <w:rFonts w:ascii="Arial" w:hAnsi="Arial" w:cs="Arial"/>
+                <w:sz w:val="20"/>
+                <w:szCs w:val="20"/>
+              </w:rPr>
+              <w:t>wimlane</w:t>
+            </w:r>
+          </w:p>
+          <w:p>
+            <w:pPr>
+              <w:pStyle w:val="Paragrafoelenco"/>
+              <w:numPr>
+                <w:ilvl w:val="0"/>
+                <w:numId w:val="25"/>
+              </w:numPr>
+              <w:ind w:left="1157"/>
+              <w:rPr>
+                <w:rFonts w:ascii="Arial" w:hAnsi="Arial" w:cs="Arial"/>
+                <w:sz w:val="20"/>
+                <w:szCs w:val="20"/>
+              </w:rPr>
+            </w:pPr>
+            <w:r>
+              <w:rPr>
+                <w:rFonts w:ascii="Arial" w:hAnsi="Arial" w:cs="Arial"/>
+                <w:sz w:val="20"/>
+                <w:szCs w:val="20"/>
+              </w:rPr>
+              <w:t>Cliente – Sistema</w:t>
+            </w:r>
+          </w:p>
+          <w:p>
+            <w:pPr>
+              <w:pStyle w:val="Paragrafoelenco"/>
+              <w:numPr>
+                <w:ilvl w:val="0"/>
+                <w:numId w:val="25"/>
+              </w:numPr>
+              <w:ind w:left="1157"/>
+              <w:rPr>
+                <w:rFonts w:ascii="Arial" w:hAnsi="Arial" w:cs="Arial"/>
+                <w:sz w:val="20"/>
+                <w:szCs w:val="20"/>
+              </w:rPr>
+            </w:pPr>
+            <w:r>
+              <w:rPr>
+                <w:rFonts w:ascii="Arial" w:hAnsi="Arial" w:cs="Arial"/>
+                <w:sz w:val="20"/>
+                <w:szCs w:val="20"/>
+              </w:rPr>
+              <w:t>Admin – Sistema</w:t>
+            </w:r>
+          </w:p>
+          <w:p>
+            <w:pPr>
+              <w:pStyle w:val="Paragrafoelenco"/>
+              <w:numPr>
+                <w:ilvl w:val="0"/>
+                <w:numId w:val="25"/>
+              </w:numPr>
+              <w:ind w:left="1157"/>
+              <w:rPr>
+                <w:rFonts w:ascii="Arial" w:hAnsi="Arial" w:cs="Arial"/>
+                <w:sz w:val="20"/>
+                <w:szCs w:val="20"/>
+              </w:rPr>
+            </w:pPr>
+            <w:r>
+              <w:rPr>
+                <w:rFonts w:ascii="Arial" w:hAnsi="Arial" w:cs="Arial"/>
+                <w:sz w:val="20"/>
+                <w:szCs w:val="20"/>
+              </w:rPr>
+              <w:t>Vendor – Sistema</w:t>
+            </w:r>
+          </w:p>
+          <w:p>
+            <w:pPr>
+              <w:rPr>
+                <w:rFonts w:ascii="Arial" w:hAnsi="Arial" w:cs="Arial"/>
+                <w:sz w:val="20"/>
+                <w:szCs w:val="20"/>
+              </w:rPr>
+            </w:pPr>
+            <w:r>
+              <w:rPr>
+                <w:rFonts w:ascii="Arial" w:hAnsi="Arial" w:cs="Arial"/>
+                <w:sz w:val="20"/>
+                <w:szCs w:val="20"/>
+              </w:rPr>
+              <w:t xml:space="preserve">Christian: </w:t>
+            </w:r>
+          </w:p>
+          <w:p>
+            <w:pPr>
+              <w:pStyle w:val="Paragrafoelenco"/>
+              <w:numPr>
+                <w:ilvl w:val="0"/>
+                <w:numId w:val="28"/>
+              </w:numPr>
+              <w:rPr>
+                <w:rFonts w:ascii="Arial" w:hAnsi="Arial" w:cs="Arial"/>
+                <w:sz w:val="20"/>
+                <w:szCs w:val="20"/>
+              </w:rPr>
+            </w:pPr>
+            <w:r>
+              <w:rPr>
+                <w:rFonts w:ascii="Arial" w:hAnsi="Arial" w:cs="Arial"/>
+                <w:sz w:val="20"/>
+                <w:szCs w:val="20"/>
+              </w:rPr>
+              <w:t>Scrittura documentazione</w:t>
+            </w:r>
+          </w:p>
+          <w:p>
+            <w:pPr>
+              <w:pStyle w:val="Paragrafoelenco"/>
+              <w:numPr>
+                <w:ilvl w:val="0"/>
+                <w:numId w:val="22"/>
+              </w:numPr>
+              <w:ind w:left="1157"/>
+              <w:rPr>
+                <w:rFonts w:ascii="Arial" w:hAnsi="Arial" w:cs="Arial"/>
+                <w:sz w:val="20"/>
+                <w:szCs w:val="20"/>
+              </w:rPr>
+            </w:pPr>
+            <w:r>
+              <w:rPr>
+                <w:rFonts w:ascii="Arial" w:hAnsi="Arial" w:cs="Arial"/>
+                <w:sz w:val="20"/>
+                <w:szCs w:val="20"/>
+              </w:rPr>
+              <w:t>Informazioni sul progetto</w:t>
+            </w:r>
+          </w:p>
+          <w:p>
+            <w:pPr>
+              <w:pStyle w:val="Paragrafoelenco"/>
+              <w:numPr>
+                <w:ilvl w:val="0"/>
+                <w:numId w:val="22"/>
+              </w:numPr>
+              <w:ind w:left="1157"/>
+              <w:rPr>
+                <w:rFonts w:ascii="Arial" w:hAnsi="Arial" w:cs="Arial"/>
+                <w:sz w:val="20"/>
+                <w:szCs w:val="20"/>
+              </w:rPr>
+            </w:pPr>
+            <w:r>
+              <w:rPr>
+                <w:rFonts w:ascii="Arial" w:hAnsi="Arial" w:cs="Arial"/>
+                <w:sz w:val="20"/>
+                <w:szCs w:val="20"/>
+              </w:rPr>
+              <w:t>Scopo</w:t>
+            </w:r>
+          </w:p>
+          <w:p>
+            <w:pPr>
+              <w:pStyle w:val="Paragrafoelenco"/>
+              <w:numPr>
+                <w:ilvl w:val="0"/>
+                <w:numId w:val="22"/>
+              </w:numPr>
+              <w:ind w:left="1157"/>
+              <w:rPr>
+                <w:rFonts w:ascii="Arial" w:hAnsi="Arial" w:cs="Arial"/>
+                <w:sz w:val="20"/>
+                <w:szCs w:val="20"/>
+              </w:rPr>
+            </w:pPr>
+            <w:r>
+              <w:rPr>
+                <w:rFonts w:ascii="Arial" w:hAnsi="Arial" w:cs="Arial"/>
+                <w:sz w:val="20"/>
+                <w:szCs w:val="20"/>
+              </w:rPr>
+              <w:t>Analisi del dominio</w:t>
+            </w:r>
+          </w:p>
+          <w:p>
+            <w:pPr>
+              <w:pStyle w:val="Paragrafoelenco"/>
+              <w:numPr>
+                <w:ilvl w:val="0"/>
+                <w:numId w:val="22"/>
+              </w:numPr>
+              <w:ind w:left="1157"/>
+              <w:rPr>
+                <w:rFonts w:ascii="Arial" w:hAnsi="Arial" w:cs="Arial"/>
+                <w:sz w:val="20"/>
+                <w:szCs w:val="20"/>
+              </w:rPr>
+            </w:pPr>
+            <w:r>
+              <w:rPr>
+                <w:rFonts w:ascii="Arial" w:hAnsi="Arial" w:cs="Arial"/>
+                <w:sz w:val="20"/>
+                <w:szCs w:val="20"/>
+              </w:rPr>
+              <w:t>Analisi e specifica dei requisiti</w:t>
+            </w:r>
+          </w:p>
+          <w:p>
+            <w:pPr>
+              <w:rPr>
+                <w:rFonts w:ascii="Arial" w:hAnsi="Arial" w:cs="Arial"/>
+                <w:sz w:val="20"/>
+                <w:szCs w:val="20"/>
+              </w:rPr>
+            </w:pPr>
+            <w:r>
+              <w:rPr>
+                <w:rFonts w:ascii="Arial" w:hAnsi="Arial" w:cs="Arial"/>
+                <w:sz w:val="20"/>
+                <w:szCs w:val="20"/>
+              </w:rPr>
+              <w:t>Andrea N.:</w:t>
+            </w:r>
+          </w:p>
+          <w:p>
+            <w:pPr>
+              <w:pStyle w:val="Paragrafoelenco"/>
+              <w:numPr>
+                <w:ilvl w:val="0"/>
+                <w:numId w:val="27"/>
+              </w:numPr>
+              <w:rPr>
+                <w:rFonts w:ascii="Arial" w:hAnsi="Arial" w:cs="Arial"/>
+                <w:sz w:val="20"/>
+                <w:szCs w:val="20"/>
+              </w:rPr>
+            </w:pPr>
+            <w:r>
+              <w:rPr>
+                <w:rFonts w:ascii="Arial" w:hAnsi="Arial" w:cs="Arial"/>
+                <w:sz w:val="20"/>
+                <w:szCs w:val="20"/>
+              </w:rPr>
+              <w:t>Scelta logo e design</w:t>
+            </w:r>
+            <w:r>
+              <w:rPr>
+                <w:rFonts w:ascii="Arial" w:hAnsi="Arial" w:cs="Arial"/>
+                <w:sz w:val="20"/>
+                <w:szCs w:val="20"/>
+              </w:rPr>
+              <w:t xml:space="preserve"> delle pagine</w:t>
+            </w:r>
+          </w:p>
+          <w:p>
+            <w:pPr>
+              <w:pStyle w:val="Paragrafoelenco"/>
+              <w:numPr>
+                <w:ilvl w:val="0"/>
+                <w:numId w:val="27"/>
+              </w:numPr>
+              <w:rPr>
+                <w:rFonts w:ascii="Arial" w:hAnsi="Arial" w:cs="Arial"/>
+                <w:sz w:val="20"/>
+                <w:szCs w:val="20"/>
+              </w:rPr>
+            </w:pPr>
+            <w:r>
+              <w:rPr>
+                <w:rFonts w:ascii="Arial" w:hAnsi="Arial" w:cs="Arial"/>
+                <w:sz w:val="20"/>
+                <w:szCs w:val="20"/>
+              </w:rPr>
+              <w:t>Impostazione layout</w:t>
+            </w:r>
+            <w:r>
+              <w:rPr>
+                <w:rFonts w:ascii="Arial" w:hAnsi="Arial" w:cs="Arial"/>
+                <w:sz w:val="20"/>
+                <w:szCs w:val="20"/>
+              </w:rPr>
+              <w:t xml:space="preserve"> (home</w:t>
+            </w:r>
+            <w:r>
+              <w:rPr>
+                <w:rFonts w:ascii="Arial" w:hAnsi="Arial" w:cs="Arial"/>
+                <w:sz w:val="20"/>
+                <w:szCs w:val="20"/>
+              </w:rPr>
+              <w:t>:</w:t>
+            </w:r>
+            <w:r>
+              <w:rPr>
+                <w:rFonts w:ascii="Arial" w:hAnsi="Arial" w:cs="Arial"/>
+                <w:sz w:val="20"/>
+                <w:szCs w:val="20"/>
+              </w:rPr>
+              <w:t xml:space="preserve"> con e senza</w:t>
+            </w:r>
+            <w:r>
+              <w:rPr>
+                <w:rFonts w:ascii="Arial" w:hAnsi="Arial" w:cs="Arial"/>
+                <w:sz w:val="20"/>
+                <w:szCs w:val="20"/>
+              </w:rPr>
+              <w:t xml:space="preserve"> autenticazione</w:t>
+            </w:r>
+            <w:r>
+              <w:rPr>
+                <w:rFonts w:ascii="Arial" w:hAnsi="Arial" w:cs="Arial"/>
+                <w:sz w:val="20"/>
+                <w:szCs w:val="20"/>
+              </w:rPr>
+              <w:t>, catalogo</w:t>
+            </w:r>
+            <w:r>
+              <w:rPr>
+                <w:rFonts w:ascii="Arial" w:hAnsi="Arial" w:cs="Arial"/>
+                <w:sz w:val="20"/>
+                <w:szCs w:val="20"/>
+              </w:rPr>
+              <w:t>,</w:t>
+            </w:r>
+            <w:r>
+              <w:rPr>
+                <w:rFonts w:ascii="Arial" w:hAnsi="Arial" w:cs="Arial"/>
+                <w:sz w:val="20"/>
+                <w:szCs w:val="20"/>
+              </w:rPr>
+              <w:t xml:space="preserve"> registrazione</w:t>
+            </w:r>
+            <w:r>
+              <w:rPr>
+                <w:rFonts w:ascii="Arial" w:hAnsi="Arial" w:cs="Arial"/>
+                <w:sz w:val="20"/>
+                <w:szCs w:val="20"/>
+              </w:rPr>
+              <w:t>,</w:t>
+            </w:r>
+            <w:r>
+              <w:rPr>
+                <w:rFonts w:ascii="Arial" w:hAnsi="Arial" w:cs="Arial"/>
+                <w:sz w:val="20"/>
+                <w:szCs w:val="20"/>
+              </w:rPr>
+              <w:t xml:space="preserve"> login</w:t>
+            </w:r>
+            <w:r>
+              <w:rPr>
+                <w:rFonts w:ascii="Arial" w:hAnsi="Arial" w:cs="Arial"/>
+                <w:sz w:val="20"/>
+                <w:szCs w:val="20"/>
+              </w:rPr>
+              <w:t xml:space="preserve"> e pagina del prodotto</w:t>
+            </w:r>
+            <w:r>
+              <w:rPr>
+                <w:rFonts w:ascii="Arial" w:hAnsi="Arial" w:cs="Arial"/>
+                <w:sz w:val="20"/>
+                <w:szCs w:val="20"/>
+              </w:rPr>
+              <w:t>)</w:t>
+            </w:r>
+          </w:p>
+          <w:p>
+            <w:pPr>
+              <w:rPr>
+                <w:rFonts w:ascii="Arial" w:hAnsi="Arial" w:cs="Arial"/>
+                <w:sz w:val="20"/>
+                <w:szCs w:val="20"/>
+              </w:rPr>
+            </w:pPr>
+            <w:r>
+              <w:rPr>
+                <w:rFonts w:ascii="Arial" w:hAnsi="Arial" w:cs="Arial"/>
+                <w:sz w:val="20"/>
+                <w:szCs w:val="20"/>
+              </w:rPr>
+              <w:t xml:space="preserve">Andrea N. e Samuele: vista la pagina di </w:t>
             </w:r>
             <w:proofErr w:type="spellStart"/>
             <w:r>
               <w:rPr>
                 <w:rFonts w:ascii="Arial" w:hAnsi="Arial" w:cs="Arial"/>
-              </w:rPr>
-              <w:t>Trello</w:t>
+                <w:sz w:val="20"/>
+                <w:szCs w:val="20"/>
+              </w:rPr>
+              <w:t>GitFlow</w:t>
             </w:r>
             <w:proofErr w:type="spellEnd"/>
           </w:p>
@@ -416,8 +891,10 @@
               <w:rPr>
                 <w:rFonts w:ascii="Arial" w:hAnsi="Arial" w:cs="Arial"/>
               </w:rPr>
-              <w:t>-</w:t>
-            </w:r>
+              <w:t>Bisognava informarsi per i framework, posticipato alla prossima settimana</w:t>
+            </w:r>
+            <w:bookmarkStart w:id="3" w:name="_GoBack"/>
+            <w:bookmarkEnd w:id="3"/>
           </w:p>
         </w:tc>
       </w:tr>
@@ -468,8 +945,337 @@
             <w:pPr>
               <w:rPr>
                 <w:rFonts w:ascii="Arial" w:hAnsi="Arial" w:cs="Arial"/>
+                <w:sz w:val="20"/>
+                <w:szCs w:val="20"/>
               </w:rPr>
             </w:pPr>
+            <w:r>
+              <w:rPr>
+                <w:rFonts w:ascii="Arial" w:hAnsi="Arial" w:cs="Arial"/>
+                <w:sz w:val="20"/>
+                <w:szCs w:val="20"/>
+              </w:rPr>
+              <w:t>Samuele:</w:t>
+            </w:r>
+          </w:p>
+          <w:p>
+            <w:pPr>
+              <w:pStyle w:val="Paragrafoelenco"/>
+              <w:numPr>
+                <w:ilvl w:val="0"/>
+                <w:numId w:val="29"/>
+              </w:numPr>
+              <w:rPr>
+                <w:rFonts w:ascii="Arial" w:hAnsi="Arial" w:cs="Arial"/>
+                <w:sz w:val="20"/>
+                <w:szCs w:val="20"/>
+              </w:rPr>
+            </w:pPr>
+            <w:r>
+              <w:rPr>
+                <w:rFonts w:ascii="Arial" w:hAnsi="Arial" w:cs="Arial"/>
+                <w:sz w:val="20"/>
+                <w:szCs w:val="20"/>
+              </w:rPr>
+              <w:t>Informarsi per i framework</w:t>
+            </w:r>
+          </w:p>
+          <w:p>
+            <w:pPr>
+              <w:pStyle w:val="Paragrafoelenco"/>
+              <w:numPr>
+                <w:ilvl w:val="0"/>
+                <w:numId w:val="29"/>
+              </w:numPr>
+              <w:rPr>
+                <w:rFonts w:ascii="Arial" w:hAnsi="Arial" w:cs="Arial"/>
+                <w:sz w:val="20"/>
+                <w:szCs w:val="20"/>
+              </w:rPr>
+            </w:pPr>
+            <w:r>
+              <w:rPr>
+                <w:rFonts w:ascii="Arial" w:hAnsi="Arial" w:cs="Arial"/>
+                <w:sz w:val="20"/>
+                <w:szCs w:val="20"/>
+              </w:rPr>
+              <w:t>Informarsi per l’implementazione di modelli 3D</w:t>
+            </w:r>
+          </w:p>
+          <w:p>
+            <w:pPr>
+              <w:pStyle w:val="Paragrafoelenco"/>
+              <w:numPr>
+                <w:ilvl w:val="0"/>
+                <w:numId w:val="29"/>
+              </w:numPr>
+              <w:rPr>
+                <w:rFonts w:ascii="Arial" w:hAnsi="Arial" w:cs="Arial"/>
+                <w:sz w:val="20"/>
+                <w:szCs w:val="20"/>
+              </w:rPr>
+            </w:pPr>
+            <w:r>
+              <w:rPr>
+                <w:rFonts w:ascii="Arial" w:hAnsi="Arial" w:cs="Arial"/>
+                <w:sz w:val="20"/>
+                <w:szCs w:val="20"/>
+              </w:rPr>
+              <w:t>Informarsi per l’utilizzo di “</w:t>
+            </w:r>
+            <w:proofErr w:type="spellStart"/>
+            <w:r>
+              <w:rPr>
+                <w:rFonts w:ascii="Arial" w:hAnsi="Arial" w:cs="Arial"/>
+                <w:sz w:val="20"/>
+                <w:szCs w:val="20"/>
+              </w:rPr>
+              <w:t>Auth</w:t>
+            </w:r>
+            <w:proofErr w:type="spellEnd"/>
+            <w:r>
+              <w:rPr>
+                <w:rFonts w:ascii="Arial" w:hAnsi="Arial" w:cs="Arial"/>
+                <w:sz w:val="20"/>
+                <w:szCs w:val="20"/>
+              </w:rPr>
+              <w:t xml:space="preserve"> 2.0”</w:t>
+            </w:r>
+          </w:p>
+          <w:p>
+            <w:pPr>
+              <w:rPr>
+                <w:rFonts w:ascii="Arial" w:hAnsi="Arial" w:cs="Arial"/>
+                <w:sz w:val="20"/>
+                <w:szCs w:val="20"/>
+              </w:rPr>
+            </w:pPr>
+            <w:r>
+              <w:rPr>
+                <w:rFonts w:ascii="Arial" w:hAnsi="Arial" w:cs="Arial"/>
+                <w:sz w:val="20"/>
+                <w:szCs w:val="20"/>
+              </w:rPr>
+              <w:t>Andrea S.:</w:t>
+            </w:r>
+          </w:p>
+          <w:p>
+            <w:pPr>
+              <w:pStyle w:val="Paragrafoelenco"/>
+              <w:numPr>
+                <w:ilvl w:val="0"/>
+                <w:numId w:val="32"/>
+              </w:numPr>
+              <w:rPr>
+                <w:rFonts w:ascii="Arial" w:hAnsi="Arial" w:cs="Arial"/>
+                <w:sz w:val="20"/>
+                <w:szCs w:val="20"/>
+              </w:rPr>
+            </w:pPr>
+            <w:r>
+              <w:rPr>
+                <w:rFonts w:ascii="Arial" w:hAnsi="Arial" w:cs="Arial"/>
+                <w:sz w:val="20"/>
+                <w:szCs w:val="20"/>
+              </w:rPr>
+              <w:t>Finire lo swimlane</w:t>
+            </w:r>
+          </w:p>
+          <w:p>
+            <w:pPr>
+              <w:rPr>
+                <w:rFonts w:ascii="Arial" w:hAnsi="Arial" w:cs="Arial"/>
+                <w:sz w:val="20"/>
+                <w:szCs w:val="20"/>
+              </w:rPr>
+            </w:pPr>
+            <w:r>
+              <w:rPr>
+                <w:rFonts w:ascii="Arial" w:hAnsi="Arial" w:cs="Arial"/>
+                <w:sz w:val="20"/>
+                <w:szCs w:val="20"/>
+              </w:rPr>
+              <w:t>Christian:</w:t>
+            </w:r>
+          </w:p>
+          <w:p>
+            <w:pPr>
+              <w:pStyle w:val="Paragrafoelenco"/>
+              <w:numPr>
+                <w:ilvl w:val="0"/>
+                <w:numId w:val="28"/>
+              </w:numPr>
+              <w:rPr>
+                <w:rFonts w:ascii="Arial" w:hAnsi="Arial" w:cs="Arial"/>
+                <w:sz w:val="20"/>
+                <w:szCs w:val="20"/>
+              </w:rPr>
+            </w:pPr>
+            <w:r>
+              <w:rPr>
+                <w:rFonts w:ascii="Arial" w:hAnsi="Arial" w:cs="Arial"/>
+                <w:sz w:val="20"/>
+                <w:szCs w:val="20"/>
+              </w:rPr>
+              <w:t>Scrittura documentazione</w:t>
+            </w:r>
+          </w:p>
+          <w:p>
+            <w:pPr>
+              <w:pStyle w:val="Paragrafoelenco"/>
+              <w:numPr>
+                <w:ilvl w:val="0"/>
+                <w:numId w:val="22"/>
+              </w:numPr>
+              <w:ind w:left="1157"/>
+              <w:rPr>
+                <w:rFonts w:ascii="Arial" w:hAnsi="Arial" w:cs="Arial"/>
+                <w:sz w:val="20"/>
+                <w:szCs w:val="20"/>
+              </w:rPr>
+            </w:pPr>
+            <w:r>
+              <w:rPr>
+                <w:rFonts w:ascii="Arial" w:hAnsi="Arial" w:cs="Arial"/>
+                <w:sz w:val="20"/>
+                <w:szCs w:val="20"/>
+              </w:rPr>
+              <w:t>Finire capitolo requisiti</w:t>
+            </w:r>
+          </w:p>
+          <w:p>
+            <w:pPr>
+              <w:pStyle w:val="Paragrafoelenco"/>
+              <w:numPr>
+                <w:ilvl w:val="0"/>
+                <w:numId w:val="22"/>
+              </w:numPr>
+              <w:ind w:left="1157"/>
+              <w:rPr>
+                <w:rFonts w:ascii="Arial" w:hAnsi="Arial" w:cs="Arial"/>
+                <w:sz w:val="20"/>
+                <w:szCs w:val="20"/>
+              </w:rPr>
+            </w:pPr>
+            <w:r>
+              <w:rPr>
+                <w:rFonts w:ascii="Arial" w:hAnsi="Arial" w:cs="Arial"/>
+                <w:sz w:val="20"/>
+                <w:szCs w:val="20"/>
+              </w:rPr>
+              <w:t>Inserire use case e commentarlo</w:t>
+            </w:r>
+          </w:p>
+          <w:p>
+            <w:pPr>
+              <w:pStyle w:val="Paragrafoelenco"/>
+              <w:numPr>
+                <w:ilvl w:val="0"/>
+                <w:numId w:val="22"/>
+              </w:numPr>
+              <w:ind w:left="1157"/>
+              <w:rPr>
+                <w:rFonts w:ascii="Arial" w:hAnsi="Arial" w:cs="Arial"/>
+                <w:sz w:val="20"/>
+                <w:szCs w:val="20"/>
+              </w:rPr>
+            </w:pPr>
+            <w:r>
+              <w:rPr>
+                <w:rFonts w:ascii="Arial" w:hAnsi="Arial" w:cs="Arial"/>
+                <w:sz w:val="20"/>
+                <w:szCs w:val="20"/>
+              </w:rPr>
+              <w:t>Analisi dei mezzi</w:t>
+            </w:r>
+          </w:p>
+          <w:p>
+            <w:pPr>
+              <w:rPr>
+                <w:rFonts w:ascii="Arial" w:hAnsi="Arial" w:cs="Arial"/>
+                <w:sz w:val="20"/>
+                <w:szCs w:val="20"/>
+              </w:rPr>
+            </w:pPr>
+            <w:r>
+              <w:rPr>
+                <w:rFonts w:ascii="Arial" w:hAnsi="Arial" w:cs="Arial"/>
+                <w:sz w:val="20"/>
+                <w:szCs w:val="20"/>
+              </w:rPr>
+              <w:t>Andrea N.:</w:t>
+            </w:r>
+          </w:p>
+          <w:p>
+            <w:pPr>
+              <w:pStyle w:val="Paragrafoelenco"/>
+              <w:numPr>
+                <w:ilvl w:val="0"/>
+                <w:numId w:val="30"/>
+              </w:numPr>
+              <w:rPr>
+                <w:rFonts w:ascii="Arial" w:hAnsi="Arial" w:cs="Arial"/>
+                <w:sz w:val="20"/>
+                <w:szCs w:val="20"/>
+              </w:rPr>
+            </w:pPr>
+            <w:r>
+              <w:rPr>
+                <w:rFonts w:ascii="Arial" w:hAnsi="Arial" w:cs="Arial"/>
+                <w:sz w:val="20"/>
+                <w:szCs w:val="20"/>
+              </w:rPr>
+              <w:t>Continuare a lavorare al design</w:t>
+            </w:r>
+            <w:r>
+              <w:rPr>
+                <w:rFonts w:ascii="Arial" w:hAnsi="Arial" w:cs="Arial"/>
+                <w:sz w:val="20"/>
+                <w:szCs w:val="20"/>
+              </w:rPr>
+              <w:t xml:space="preserve"> (finire layout)</w:t>
+            </w:r>
+          </w:p>
+          <w:p>
+            <w:pPr>
+              <w:rPr>
+                <w:rFonts w:ascii="Arial" w:hAnsi="Arial" w:cs="Arial"/>
+                <w:sz w:val="20"/>
+                <w:szCs w:val="20"/>
+              </w:rPr>
+            </w:pPr>
+            <w:r>
+              <w:rPr>
+                <w:rFonts w:ascii="Arial" w:hAnsi="Arial" w:cs="Arial"/>
+                <w:sz w:val="20"/>
+                <w:szCs w:val="20"/>
+              </w:rPr>
+              <w:t>Tutti:</w:t>
+            </w:r>
+            <w:r>
+              <w:rPr>
+                <w:rFonts w:ascii="Arial" w:hAnsi="Arial" w:cs="Arial"/>
+                <w:sz w:val="20"/>
+                <w:szCs w:val="20"/>
+              </w:rPr>
+              <w:t xml:space="preserve"> </w:t>
+            </w:r>
+            <w:r>
+              <w:rPr>
+                <w:rFonts w:ascii="Arial" w:hAnsi="Arial" w:cs="Arial"/>
+                <w:sz w:val="20"/>
+                <w:szCs w:val="20"/>
+              </w:rPr>
+              <w:t xml:space="preserve">Stabilire </w:t>
+            </w:r>
+            <w:r>
+              <w:rPr>
+                <w:rFonts w:ascii="Arial" w:hAnsi="Arial" w:cs="Arial"/>
+                <w:sz w:val="20"/>
+                <w:szCs w:val="20"/>
+              </w:rPr>
+              <w:t>date e ore per i Gantt</w:t>
+            </w:r>
           </w:p>
         </w:tc>
       </w:tr>
@@ -722,6 +1528,377 @@
 <file path=word/numbering.xml><?xml version="1.0" encoding="utf-8"?>
 <w:numbering xmlns:wpc="http://schemas.microsoft.com/office/word/2010/wordprocessingCanvas" xmlns:cx="http://schemas.microsoft.com/office/drawing/2014/chartex" xmlns:cx1="http://schemas.microsoft.com/office/drawing/2015/9/8/chartex" xmlns:cx2="http://schemas.microsoft.com/office/drawing/2015/10/21/chartex" xmlns:cx3="http://schemas.microsoft.com/office/drawing/2016/5/9/chartex" xmlns:cx4="http://schemas.microsoft.com/office/drawing/2016/5/10/chartex" xmlns:cx5="http://schemas.microsoft.com/office/drawing/2016/5/11/chartex" xmlns:cx6="http://schemas.microsoft.com/office/drawing/2016/5/12/chartex" xmlns:cx7="http://schemas.microsoft.com/office/drawing/2016/5/13/chartex" xmlns:cx8="http://schemas.microsoft.com/office/drawing/2016/5/14/chartex" xmlns:mc="http://schemas.openxmlformats.org/markup-compatibility/2006" xmlns:aink="http://schemas.microsoft.com/office/drawing/2016/ink" xmlns:am3d="http://schemas.microsoft.com/office/drawing/2017/model3d" xmlns:o="urn:schemas-microsoft-com:office:office" xmlns:r="http://schemas.openxmlformats.org/officeDocument/2006/relationships" xmlns:m="http://schemas.openxmlformats.org/officeDocument/2006/math" xmlns:v="urn:schemas-microsoft-com:vml" xmlns:wp14="http://schemas.microsoft.com/office/word/2010/wordprocessingDrawing" xmlns:wp="http://schemas.openxmlformats.org/drawingml/2006/wordprocessingDrawing" xmlns:w10="urn:schemas-microsoft-com:office:word" xmlns:w="http://schemas.openxmlformats.org/wordprocessingml/2006/main" xmlns:w14="http://schemas.microsoft.com/office/word/2010/wordml" xmlns:w15="http://schemas.microsoft.com/office/word/2012/wordml" xmlns:w16cid="http://schemas.microsoft.com/office/word/2016/wordml/cid" xmlns:w16se="http://schemas.microsoft.com/office/word/2015/wordml/symex" xmlns:wpg="http://schemas.microsoft.com/office/word/2010/wordprocessingGroup" xmlns:wpi="http://schemas.microsoft.com/office/word/2010/wordprocessingInk" xmlns:wne="http://schemas.microsoft.com/office/word/2006/wordml" xmlns:wps="http://schemas.microsoft.com/office/word/2010/wordprocessingShape" mc:Ignorable="w14 w15 w16se w16cid wp14">
   <w:abstractNum w:abstractNumId="0" w15:restartNumberingAfterBreak="0">
+    <w:nsid w:val="03853109"/>
+    <w:multiLevelType w:val="hybridMultilevel"/>
+    <w:tmpl w:val="C8A05BE6"/>
+    <w:lvl w:ilvl="0" w:tplc="08100011">
+      <w:start w:val="1"/>
+      <w:numFmt w:val="decimal"/>
+      <w:lvlText w:val="%1)"/>
+      <w:lvlJc w:val="left"/>
+      <w:pPr>
+        <w:ind w:left="720" w:hanging="360"/>
+      </w:pPr>
+    </w:lvl>
+    <w:lvl w:ilvl="1" w:tplc="08100019" w:tentative="1">
+      <w:start w:val="1"/>
+      <w:numFmt w:val="lowerLetter"/>
+      <w:lvlText w:val="%2."/>
+      <w:lvlJc w:val="left"/>
+      <w:pPr>
+        <w:ind w:left="1440" w:hanging="360"/>
+      </w:pPr>
+    </w:lvl>
+    <w:lvl w:ilvl="2" w:tplc="0810001B" w:tentative="1">
+      <w:start w:val="1"/>
+      <w:numFmt w:val="lowerRoman"/>
+      <w:lvlText w:val="%3."/>
+      <w:lvlJc w:val="right"/>
+      <w:pPr>
+        <w:ind w:left="2160" w:hanging="180"/>
+      </w:pPr>
+    </w:lvl>
+    <w:lvl w:ilvl="3" w:tplc="0810000F" w:tentative="1">
+      <w:start w:val="1"/>
+      <w:numFmt w:val="decimal"/>
+      <w:lvlText w:val="%4."/>
+      <w:lvlJc w:val="left"/>
+      <w:pPr>
+        <w:ind w:left="2880" w:hanging="360"/>
+      </w:pPr>
+    </w:lvl>
+    <w:lvl w:ilvl="4" w:tplc="08100019" w:tentative="1">
+      <w:start w:val="1"/>
+      <w:numFmt w:val="lowerLetter"/>
+      <w:lvlText w:val="%5."/>
+      <w:lvlJc w:val="left"/>
+      <w:pPr>
+        <w:ind w:left="3600" w:hanging="360"/>
+      </w:pPr>
+    </w:lvl>
+    <w:lvl w:ilvl="5" w:tplc="0810001B" w:tentative="1">
+      <w:start w:val="1"/>
+      <w:numFmt w:val="lowerRoman"/>
+      <w:lvlText w:val="%6."/>
+      <w:lvlJc w:val="right"/>
+      <w:pPr>
+        <w:ind w:left="4320" w:hanging="180"/>
+      </w:pPr>
+    </w:lvl>
+    <w:lvl w:ilvl="6" w:tplc="0810000F" w:tentative="1">
+      <w:start w:val="1"/>
+      <w:numFmt w:val="decimal"/>
+      <w:lvlText w:val="%7."/>
+      <w:lvlJc w:val="left"/>
+      <w:pPr>
+        <w:ind w:left="5040" w:hanging="360"/>
+      </w:pPr>
+    </w:lvl>
+    <w:lvl w:ilvl="7" w:tplc="08100019" w:tentative="1">
+      <w:start w:val="1"/>
+      <w:numFmt w:val="lowerLetter"/>
+      <w:lvlText w:val="%8."/>
+      <w:lvlJc w:val="left"/>
+      <w:pPr>
+        <w:ind w:left="5760" w:hanging="360"/>
+      </w:pPr>
+    </w:lvl>
+    <w:lvl w:ilvl="8" w:tplc="0810001B" w:tentative="1">
+      <w:start w:val="1"/>
+      <w:numFmt w:val="lowerRoman"/>
+      <w:lvlText w:val="%9."/>
+      <w:lvlJc w:val="right"/>
+      <w:pPr>
+        <w:ind w:left="6480" w:hanging="180"/>
+      </w:pPr>
+    </w:lvl>
+  </w:abstractNum>
+  <w:abstractNum w:abstractNumId="1" w15:restartNumberingAfterBreak="0">
+    <w:nsid w:val="0DDB3F95"/>
+    <w:multiLevelType w:val="hybridMultilevel"/>
+    <w:tmpl w:val="FBDCE364"/>
+    <w:lvl w:ilvl="0" w:tplc="08100001">
+      <w:start w:val="1"/>
+      <w:numFmt w:val="bullet"/>
+      <w:lvlText w:val=""/>
+      <w:lvlJc w:val="left"/>
+      <w:pPr>
+        <w:ind w:left="720" w:hanging="360"/>
+      </w:pPr>
+      <w:rPr>
+        <w:rFonts w:ascii="Symbol" w:hAnsi="Symbol" w:hint="default"/>
+      </w:rPr>
+    </w:lvl>
+    <w:lvl w:ilvl="1" w:tplc="08100003" w:tentative="1">
+      <w:start w:val="1"/>
+      <w:numFmt w:val="bullet"/>
+      <w:lvlText w:val="o"/>
+      <w:lvlJc w:val="left"/>
+      <w:pPr>
+        <w:ind w:left="1440" w:hanging="360"/>
+      </w:pPr>
+      <w:rPr>
+        <w:rFonts w:ascii="Courier New" w:hAnsi="Courier New" w:cs="Courier New" w:hint="default"/>
+      </w:rPr>
+    </w:lvl>
+    <w:lvl w:ilvl="2" w:tplc="08100005" w:tentative="1">
+      <w:start w:val="1"/>
+      <w:numFmt w:val="bullet"/>
+      <w:lvlText w:val=""/>
+      <w:lvlJc w:val="left"/>
+      <w:pPr>
+        <w:ind w:left="2160" w:hanging="360"/>
+      </w:pPr>
+      <w:rPr>
+        <w:rFonts w:ascii="Wingdings" w:hAnsi="Wingdings" w:hint="default"/>
+      </w:rPr>
+    </w:lvl>
+    <w:lvl w:ilvl="3" w:tplc="08100001" w:tentative="1">
+      <w:start w:val="1"/>
+      <w:numFmt w:val="bullet"/>
+      <w:lvlText w:val=""/>
+      <w:lvlJc w:val="left"/>
+      <w:pPr>
+        <w:ind w:left="2880" w:hanging="360"/>
+      </w:pPr>
+      <w:rPr>
+        <w:rFonts w:ascii="Symbol" w:hAnsi="Symbol" w:hint="default"/>
+      </w:rPr>
+    </w:lvl>
+    <w:lvl w:ilvl="4" w:tplc="08100003" w:tentative="1">
+      <w:start w:val="1"/>
+      <w:numFmt w:val="bullet"/>
+      <w:lvlText w:val="o"/>
+      <w:lvlJc w:val="left"/>
+      <w:pPr>
+        <w:ind w:left="3600" w:hanging="360"/>
+      </w:pPr>
+      <w:rPr>
+        <w:rFonts w:ascii="Courier New" w:hAnsi="Courier New" w:cs="Courier New" w:hint="default"/>
+      </w:rPr>
+    </w:lvl>
+    <w:lvl w:ilvl="5" w:tplc="08100005" w:tentative="1">
+      <w:start w:val="1"/>
+      <w:numFmt w:val="bullet"/>
+      <w:lvlText w:val=""/>
+      <w:lvlJc w:val="left"/>
+      <w:pPr>
+        <w:ind w:left="4320" w:hanging="360"/>
+      </w:pPr>
+      <w:rPr>
+        <w:rFonts w:ascii="Wingdings" w:hAnsi="Wingdings" w:hint="default"/>
+      </w:rPr>
+    </w:lvl>
+    <w:lvl w:ilvl="6" w:tplc="08100001" w:tentative="1">
+      <w:start w:val="1"/>
+      <w:numFmt w:val="bullet"/>
+      <w:lvlText w:val=""/>
+      <w:lvlJc w:val="left"/>
+      <w:pPr>
+        <w:ind w:left="5040" w:hanging="360"/>
+      </w:pPr>
+      <w:rPr>
+        <w:rFonts w:ascii="Symbol" w:hAnsi="Symbol" w:hint="default"/>
+      </w:rPr>
+    </w:lvl>
+    <w:lvl w:ilvl="7" w:tplc="08100003" w:tentative="1">
+      <w:start w:val="1"/>
+      <w:numFmt w:val="bullet"/>
+      <w:lvlText w:val="o"/>
+      <w:lvlJc w:val="left"/>
+      <w:pPr>
+        <w:ind w:left="5760" w:hanging="360"/>
+      </w:pPr>
+      <w:rPr>
+        <w:rFonts w:ascii="Courier New" w:hAnsi="Courier New" w:cs="Courier New" w:hint="default"/>
+      </w:rPr>
+    </w:lvl>
+    <w:lvl w:ilvl="8" w:tplc="08100005" w:tentative="1">
+      <w:start w:val="1"/>
+      <w:numFmt w:val="bullet"/>
+      <w:lvlText w:val=""/>
+      <w:lvlJc w:val="left"/>
+      <w:pPr>
+        <w:ind w:left="6480" w:hanging="360"/>
+      </w:pPr>
+      <w:rPr>
+        <w:rFonts w:ascii="Wingdings" w:hAnsi="Wingdings" w:hint="default"/>
+      </w:rPr>
+    </w:lvl>
+  </w:abstractNum>
+  <w:abstractNum w:abstractNumId="2" w15:restartNumberingAfterBreak="0">
+    <w:nsid w:val="105118D5"/>
+    <w:multiLevelType w:val="hybridMultilevel"/>
+    <w:tmpl w:val="A2A06C02"/>
+    <w:lvl w:ilvl="0" w:tplc="08100011">
+      <w:start w:val="1"/>
+      <w:numFmt w:val="decimal"/>
+      <w:lvlText w:val="%1)"/>
+      <w:lvlJc w:val="left"/>
+      <w:pPr>
+        <w:ind w:left="720" w:hanging="360"/>
+      </w:pPr>
+    </w:lvl>
+    <w:lvl w:ilvl="1" w:tplc="08100019" w:tentative="1">
+      <w:start w:val="1"/>
+      <w:numFmt w:val="lowerLetter"/>
+      <w:lvlText w:val="%2."/>
+      <w:lvlJc w:val="left"/>
+      <w:pPr>
+        <w:ind w:left="1440" w:hanging="360"/>
+      </w:pPr>
+    </w:lvl>
+    <w:lvl w:ilvl="2" w:tplc="0810001B" w:tentative="1">
+      <w:start w:val="1"/>
+      <w:numFmt w:val="lowerRoman"/>
+      <w:lvlText w:val="%3."/>
+      <w:lvlJc w:val="right"/>
+      <w:pPr>
+        <w:ind w:left="2160" w:hanging="180"/>
+      </w:pPr>
+    </w:lvl>
+    <w:lvl w:ilvl="3" w:tplc="0810000F" w:tentative="1">
+      <w:start w:val="1"/>
+      <w:numFmt w:val="decimal"/>
+      <w:lvlText w:val="%4."/>
+      <w:lvlJc w:val="left"/>
+      <w:pPr>
+        <w:ind w:left="2880" w:hanging="360"/>
+      </w:pPr>
+    </w:lvl>
+    <w:lvl w:ilvl="4" w:tplc="08100019" w:tentative="1">
+      <w:start w:val="1"/>
+      <w:numFmt w:val="lowerLetter"/>
+      <w:lvlText w:val="%5."/>
+      <w:lvlJc w:val="left"/>
+      <w:pPr>
+        <w:ind w:left="3600" w:hanging="360"/>
+      </w:pPr>
+    </w:lvl>
+    <w:lvl w:ilvl="5" w:tplc="0810001B" w:tentative="1">
+      <w:start w:val="1"/>
+      <w:numFmt w:val="lowerRoman"/>
+      <w:lvlText w:val="%6."/>
+      <w:lvlJc w:val="right"/>
+      <w:pPr>
+        <w:ind w:left="4320" w:hanging="180"/>
+      </w:pPr>
+    </w:lvl>
+    <w:lvl w:ilvl="6" w:tplc="0810000F" w:tentative="1">
+      <w:start w:val="1"/>
+      <w:numFmt w:val="decimal"/>
+      <w:lvlText w:val="%7."/>
+      <w:lvlJc w:val="left"/>
+      <w:pPr>
+        <w:ind w:left="5040" w:hanging="360"/>
+      </w:pPr>
+    </w:lvl>
+    <w:lvl w:ilvl="7" w:tplc="08100019" w:tentative="1">
+      <w:start w:val="1"/>
+      <w:numFmt w:val="lowerLetter"/>
+      <w:lvlText w:val="%8."/>
+      <w:lvlJc w:val="left"/>
+      <w:pPr>
+        <w:ind w:left="5760" w:hanging="360"/>
+      </w:pPr>
+    </w:lvl>
+    <w:lvl w:ilvl="8" w:tplc="0810001B" w:tentative="1">
+      <w:start w:val="1"/>
+      <w:numFmt w:val="lowerRoman"/>
+      <w:lvlText w:val="%9."/>
+      <w:lvlJc w:val="right"/>
+      <w:pPr>
+        <w:ind w:left="6480" w:hanging="180"/>
+      </w:pPr>
+    </w:lvl>
+  </w:abstractNum>
+  <w:abstractNum w:abstractNumId="3" w15:restartNumberingAfterBreak="0">
+    <w:nsid w:val="11772835"/>
+    <w:multiLevelType w:val="hybridMultilevel"/>
+    <w:tmpl w:val="55C03244"/>
+    <w:lvl w:ilvl="0" w:tplc="08100011">
+      <w:start w:val="1"/>
+      <w:numFmt w:val="decimal"/>
+      <w:lvlText w:val="%1)"/>
+      <w:lvlJc w:val="left"/>
+      <w:pPr>
+        <w:ind w:left="720" w:hanging="360"/>
+      </w:pPr>
+    </w:lvl>
+    <w:lvl w:ilvl="1" w:tplc="08100019" w:tentative="1">
+      <w:start w:val="1"/>
+      <w:numFmt w:val="lowerLetter"/>
+      <w:lvlText w:val="%2."/>
+      <w:lvlJc w:val="left"/>
+      <w:pPr>
+        <w:ind w:left="1440" w:hanging="360"/>
+      </w:pPr>
+    </w:lvl>
+    <w:lvl w:ilvl="2" w:tplc="0810001B" w:tentative="1">
+      <w:start w:val="1"/>
+      <w:numFmt w:val="lowerRoman"/>
+      <w:lvlText w:val="%3."/>
+      <w:lvlJc w:val="right"/>
+      <w:pPr>
+        <w:ind w:left="2160" w:hanging="180"/>
+      </w:pPr>
+    </w:lvl>
+    <w:lvl w:ilvl="3" w:tplc="0810000F" w:tentative="1">
+      <w:start w:val="1"/>
+      <w:numFmt w:val="decimal"/>
+      <w:lvlText w:val="%4."/>
+      <w:lvlJc w:val="left"/>
+      <w:pPr>
+        <w:ind w:left="2880" w:hanging="360"/>
+      </w:pPr>
+    </w:lvl>
+    <w:lvl w:ilvl="4" w:tplc="08100019" w:tentative="1">
+      <w:start w:val="1"/>
+      <w:numFmt w:val="lowerLetter"/>
+      <w:lvlText w:val="%5."/>
+      <w:lvlJc w:val="left"/>
+      <w:pPr>
+        <w:ind w:left="3600" w:hanging="360"/>
+      </w:pPr>
+    </w:lvl>
+    <w:lvl w:ilvl="5" w:tplc="0810001B" w:tentative="1">
+      <w:start w:val="1"/>
+      <w:numFmt w:val="lowerRoman"/>
+      <w:lvlText w:val="%6."/>
+      <w:lvlJc w:val="right"/>
+      <w:pPr>
+        <w:ind w:left="4320" w:hanging="180"/>
+      </w:pPr>
+    </w:lvl>
+    <w:lvl w:ilvl="6" w:tplc="0810000F" w:tentative="1">
+      <w:start w:val="1"/>
+      <w:numFmt w:val="decimal"/>
+      <w:lvlText w:val="%7."/>
+      <w:lvlJc w:val="left"/>
+      <w:pPr>
+        <w:ind w:left="5040" w:hanging="360"/>
+      </w:pPr>
+    </w:lvl>
+    <w:lvl w:ilvl="7" w:tplc="08100019" w:tentative="1">
+      <w:start w:val="1"/>
+      <w:numFmt w:val="lowerLetter"/>
+      <w:lvlText w:val="%8."/>
+      <w:lvlJc w:val="left"/>
+      <w:pPr>
+        <w:ind w:left="5760" w:hanging="360"/>
+      </w:pPr>
+    </w:lvl>
+    <w:lvl w:ilvl="8" w:tplc="0810001B" w:tentative="1">
+      <w:start w:val="1"/>
+      <w:numFmt w:val="lowerRoman"/>
+      <w:lvlText w:val="%9."/>
+      <w:lvlJc w:val="right"/>
+      <w:pPr>
+        <w:ind w:left="6480" w:hanging="180"/>
+      </w:pPr>
+    </w:lvl>
+  </w:abstractNum>
+  <w:abstractNum w:abstractNumId="4" w15:restartNumberingAfterBreak="0">
     <w:nsid w:val="1AC113DD"/>
     <w:multiLevelType w:val="hybridMultilevel"/>
     <w:tmpl w:val="7F14AF36"/>
@@ -833,7 +2010,7 @@
       </w:rPr>
     </w:lvl>
   </w:abstractNum>
-  <w:abstractNum w:abstractNumId="1" w15:restartNumberingAfterBreak="0">
+  <w:abstractNum w:abstractNumId="5" w15:restartNumberingAfterBreak="0">
     <w:nsid w:val="1DFB51AB"/>
     <w:multiLevelType w:val="hybridMultilevel"/>
     <w:tmpl w:val="BFACE39E"/>
@@ -946,7 +2123,7 @@
       </w:rPr>
     </w:lvl>
   </w:abstractNum>
-  <w:abstractNum w:abstractNumId="2" w15:restartNumberingAfterBreak="0">
+  <w:abstractNum w:abstractNumId="6" w15:restartNumberingAfterBreak="0">
     <w:nsid w:val="1FE82E06"/>
     <w:multiLevelType w:val="hybridMultilevel"/>
     <w:tmpl w:val="9EC6B148"/>
@@ -1032,7 +2209,206 @@
       </w:pPr>
     </w:lvl>
   </w:abstractNum>
-  <w:abstractNum w:abstractNumId="3" w15:restartNumberingAfterBreak="0">
+  <w:abstractNum w:abstractNumId="7" w15:restartNumberingAfterBreak="0">
+    <w:nsid w:val="2DE13EAF"/>
+    <w:multiLevelType w:val="hybridMultilevel"/>
+    <w:tmpl w:val="F31ADBE8"/>
+    <w:lvl w:ilvl="0" w:tplc="08100001">
+      <w:start w:val="1"/>
+      <w:numFmt w:val="bullet"/>
+      <w:lvlText w:val=""/>
+      <w:lvlJc w:val="left"/>
+      <w:pPr>
+        <w:ind w:left="720" w:hanging="360"/>
+      </w:pPr>
+      <w:rPr>
+        <w:rFonts w:ascii="Symbol" w:hAnsi="Symbol" w:hint="default"/>
+      </w:rPr>
+    </w:lvl>
+    <w:lvl w:ilvl="1" w:tplc="08100003" w:tentative="1">
+      <w:start w:val="1"/>
+      <w:numFmt w:val="bullet"/>
+      <w:lvlText w:val="o"/>
+      <w:lvlJc w:val="left"/>
+      <w:pPr>
+        <w:ind w:left="1440" w:hanging="360"/>
+      </w:pPr>
+      <w:rPr>
+        <w:rFonts w:ascii="Courier New" w:hAnsi="Courier New" w:cs="Courier New" w:hint="default"/>
+      </w:rPr>
+    </w:lvl>
+    <w:lvl w:ilvl="2" w:tplc="08100005" w:tentative="1">
+      <w:start w:val="1"/>
+      <w:numFmt w:val="bullet"/>
+      <w:lvlText w:val=""/>
+      <w:lvlJc w:val="left"/>
+      <w:pPr>
+        <w:ind w:left="2160" w:hanging="360"/>
+      </w:pPr>
+      <w:rPr>
+        <w:rFonts w:ascii="Wingdings" w:hAnsi="Wingdings" w:hint="default"/>
+      </w:rPr>
+    </w:lvl>
+    <w:lvl w:ilvl="3" w:tplc="08100001" w:tentative="1">
+      <w:start w:val="1"/>
+      <w:numFmt w:val="bullet"/>
+      <w:lvlText w:val=""/>
+      <w:lvlJc w:val="left"/>
+      <w:pPr>
+        <w:ind w:left="2880" w:hanging="360"/>
+      </w:pPr>
+      <w:rPr>
+        <w:rFonts w:ascii="Symbol" w:hAnsi="Symbol" w:hint="default"/>
+      </w:rPr>
+    </w:lvl>
+    <w:lvl w:ilvl="4" w:tplc="08100003" w:tentative="1">
+      <w:start w:val="1"/>
+      <w:numFmt w:val="bullet"/>
+      <w:lvlText w:val="o"/>
+      <w:lvlJc w:val="left"/>
+      <w:pPr>
+        <w:ind w:left="3600" w:hanging="360"/>
+      </w:pPr>
+      <w:rPr>
+        <w:rFonts w:ascii="Courier New" w:hAnsi="Courier New" w:cs="Courier New" w:hint="default"/>
+      </w:rPr>
+    </w:lvl>
+    <w:lvl w:ilvl="5" w:tplc="08100005" w:tentative="1">
+      <w:start w:val="1"/>
+      <w:numFmt w:val="bullet"/>
+      <w:lvlText w:val=""/>
+      <w:lvlJc w:val="left"/>
+      <w:pPr>
+        <w:ind w:left="4320" w:hanging="360"/>
+      </w:pPr>
+      <w:rPr>
+        <w:rFonts w:ascii="Wingdings" w:hAnsi="Wingdings" w:hint="default"/>
+      </w:rPr>
+    </w:lvl>
+    <w:lvl w:ilvl="6" w:tplc="08100001" w:tentative="1">
+      <w:start w:val="1"/>
+      <w:numFmt w:val="bullet"/>
+      <w:lvlText w:val=""/>
+      <w:lvlJc w:val="left"/>
+      <w:pPr>
+        <w:ind w:left="5040" w:hanging="360"/>
+      </w:pPr>
+      <w:rPr>
+        <w:rFonts w:ascii="Symbol" w:hAnsi="Symbol" w:hint="default"/>
+      </w:rPr>
+    </w:lvl>
+    <w:lvl w:ilvl="7" w:tplc="08100003" w:tentative="1">
+      <w:start w:val="1"/>
+      <w:numFmt w:val="bullet"/>
+      <w:lvlText w:val="o"/>
+      <w:lvlJc w:val="left"/>
+      <w:pPr>
+        <w:ind w:left="5760" w:hanging="360"/>
+      </w:pPr>
+      <w:rPr>
+        <w:rFonts w:ascii="Courier New" w:hAnsi="Courier New" w:cs="Courier New" w:hint="default"/>
+      </w:rPr>
+    </w:lvl>
+    <w:lvl w:ilvl="8" w:tplc="08100005" w:tentative="1">
+      <w:start w:val="1"/>
+      <w:numFmt w:val="bullet"/>
+      <w:lvlText w:val=""/>
+      <w:lvlJc w:val="left"/>
+      <w:pPr>
+        <w:ind w:left="6480" w:hanging="360"/>
+      </w:pPr>
+      <w:rPr>
+        <w:rFonts w:ascii="Wingdings" w:hAnsi="Wingdings" w:hint="default"/>
+      </w:rPr>
+    </w:lvl>
+  </w:abstractNum>
+  <w:abstractNum w:abstractNumId="8" w15:restartNumberingAfterBreak="0">
+    <w:nsid w:val="355E0743"/>
+    <w:multiLevelType w:val="hybridMultilevel"/>
+    <w:tmpl w:val="8B40B332"/>
+    <w:lvl w:ilvl="0" w:tplc="08100011">
+      <w:start w:val="1"/>
+      <w:numFmt w:val="decimal"/>
+      <w:lvlText w:val="%1)"/>
+      <w:lvlJc w:val="left"/>
+      <w:pPr>
+        <w:ind w:left="720" w:hanging="360"/>
+      </w:pPr>
+    </w:lvl>
+    <w:lvl w:ilvl="1" w:tplc="08100019" w:tentative="1">
+      <w:start w:val="1"/>
+      <w:numFmt w:val="lowerLetter"/>
+      <w:lvlText w:val="%2."/>
+      <w:lvlJc w:val="left"/>
+      <w:pPr>
+        <w:ind w:left="1440" w:hanging="360"/>
+      </w:pPr>
+    </w:lvl>
+    <w:lvl w:ilvl="2" w:tplc="0810001B" w:tentative="1">
+      <w:start w:val="1"/>
+      <w:numFmt w:val="lowerRoman"/>
+      <w:lvlText w:val="%3."/>
+      <w:lvlJc w:val="right"/>
+      <w:pPr>
+        <w:ind w:left="2160" w:hanging="180"/>
+      </w:pPr>
+    </w:lvl>
+    <w:lvl w:ilvl="3" w:tplc="0810000F" w:tentative="1">
+      <w:start w:val="1"/>
+      <w:numFmt w:val="decimal"/>
+      <w:lvlText w:val="%4."/>
+      <w:lvlJc w:val="left"/>
+      <w:pPr>
+        <w:ind w:left="2880" w:hanging="360"/>
+      </w:pPr>
+    </w:lvl>
+    <w:lvl w:ilvl="4" w:tplc="08100019" w:tentative="1">
+      <w:start w:val="1"/>
+      <w:numFmt w:val="lowerLetter"/>
+      <w:lvlText w:val="%5."/>
+      <w:lvlJc w:val="left"/>
+      <w:pPr>
+        <w:ind w:left="3600" w:hanging="360"/>
+      </w:pPr>
+    </w:lvl>
+    <w:lvl w:ilvl="5" w:tplc="0810001B" w:tentative="1">
+      <w:start w:val="1"/>
+      <w:numFmt w:val="lowerRoman"/>
+      <w:lvlText w:val="%6."/>
+      <w:lvlJc w:val="right"/>
+      <w:pPr>
+        <w:ind w:left="4320" w:hanging="180"/>
+      </w:pPr>
+    </w:lvl>
+    <w:lvl w:ilvl="6" w:tplc="0810000F" w:tentative="1">
+      <w:start w:val="1"/>
+      <w:numFmt w:val="decimal"/>
+      <w:lvlText w:val="%7."/>
+      <w:lvlJc w:val="left"/>
+      <w:pPr>
+        <w:ind w:left="5040" w:hanging="360"/>
+      </w:pPr>
+    </w:lvl>
+    <w:lvl w:ilvl="7" w:tplc="08100019" w:tentative="1">
+      <w:start w:val="1"/>
+      <w:numFmt w:val="lowerLetter"/>
+      <w:lvlText w:val="%8."/>
+      <w:lvlJc w:val="left"/>
+      <w:pPr>
+        <w:ind w:left="5760" w:hanging="360"/>
+      </w:pPr>
+    </w:lvl>
+    <w:lvl w:ilvl="8" w:tplc="0810001B" w:tentative="1">
+      <w:start w:val="1"/>
+      <w:numFmt w:val="lowerRoman"/>
+      <w:lvlText w:val="%9."/>
+      <w:lvlJc w:val="right"/>
+      <w:pPr>
+        <w:ind w:left="6480" w:hanging="180"/>
+      </w:pPr>
+    </w:lvl>
+  </w:abstractNum>
+  <w:abstractNum w:abstractNumId="9" w15:restartNumberingAfterBreak="0">
     <w:nsid w:val="36E11DF4"/>
     <w:multiLevelType w:val="hybridMultilevel"/>
     <w:tmpl w:val="1856E4BE"/>
@@ -1144,7 +2520,96 @@
       </w:rPr>
     </w:lvl>
   </w:abstractNum>
-  <w:abstractNum w:abstractNumId="4" w15:restartNumberingAfterBreak="0">
+  <w:abstractNum w:abstractNumId="10" w15:restartNumberingAfterBreak="0">
+    <w:nsid w:val="383C0D8F"/>
+    <w:multiLevelType w:val="hybridMultilevel"/>
+    <w:tmpl w:val="D33661EC"/>
+    <w:lvl w:ilvl="0" w:tplc="08100011">
+      <w:start w:val="1"/>
+      <w:numFmt w:val="decimal"/>
+      <w:lvlText w:val="%1)"/>
+      <w:lvlJc w:val="left"/>
+      <w:pPr>
+        <w:ind w:left="720" w:hanging="360"/>
+      </w:pPr>
+      <w:rPr>
+        <w:rFonts w:hint="default"/>
+      </w:rPr>
+    </w:lvl>
+    <w:lvl w:ilvl="1" w:tplc="08100019" w:tentative="1">
+      <w:start w:val="1"/>
+      <w:numFmt w:val="lowerLetter"/>
+      <w:lvlText w:val="%2."/>
+      <w:lvlJc w:val="left"/>
+      <w:pPr>
+        <w:ind w:left="1440" w:hanging="360"/>
+      </w:pPr>
+    </w:lvl>
+    <w:lvl w:ilvl="2" w:tplc="0810001B" w:tentative="1">
+      <w:start w:val="1"/>
+      <w:numFmt w:val="lowerRoman"/>
+      <w:lvlText w:val="%3."/>
+      <w:lvlJc w:val="right"/>
+      <w:pPr>
+        <w:ind w:left="2160" w:hanging="180"/>
+      </w:pPr>
+    </w:lvl>
+    <w:lvl w:ilvl="3" w:tplc="0810000F" w:tentative="1">
+      <w:start w:val="1"/>
+      <w:numFmt w:val="decimal"/>
+      <w:lvlText w:val="%4."/>
+      <w:lvlJc w:val="left"/>
+      <w:pPr>
+        <w:ind w:left="2880" w:hanging="360"/>
+      </w:pPr>
+    </w:lvl>
+    <w:lvl w:ilvl="4" w:tplc="08100019" w:tentative="1">
+      <w:start w:val="1"/>
+      <w:numFmt w:val="lowerLetter"/>
+      <w:lvlText w:val="%5."/>
+      <w:lvlJc w:val="left"/>
+      <w:pPr>
+        <w:ind w:left="3600" w:hanging="360"/>
+      </w:pPr>
+    </w:lvl>
+    <w:lvl w:ilvl="5" w:tplc="0810001B" w:tentative="1">
+      <w:start w:val="1"/>
+      <w:numFmt w:val="lowerRoman"/>
+      <w:lvlText w:val="%6."/>
+      <w:lvlJc w:val="right"/>
+      <w:pPr>
+        <w:ind w:left="4320" w:hanging="180"/>
+      </w:pPr>
+    </w:lvl>
+    <w:lvl w:ilvl="6" w:tplc="0810000F" w:tentative="1">
+      <w:start w:val="1"/>
+      <w:numFmt w:val="decimal"/>
+      <w:lvlText w:val="%7."/>
+      <w:lvlJc w:val="left"/>
+      <w:pPr>
+        <w:ind w:left="5040" w:hanging="360"/>
+      </w:pPr>
+    </w:lvl>
+    <w:lvl w:ilvl="7" w:tplc="08100019" w:tentative="1">
+      <w:start w:val="1"/>
+      <w:numFmt w:val="lowerLetter"/>
+      <w:lvlText w:val="%8."/>
+      <w:lvlJc w:val="left"/>
+      <w:pPr>
+        <w:ind w:left="5760" w:hanging="360"/>
+      </w:pPr>
+    </w:lvl>
+    <w:lvl w:ilvl="8" w:tplc="0810001B" w:tentative="1">
+      <w:start w:val="1"/>
+      <w:numFmt w:val="lowerRoman"/>
+      <w:lvlText w:val="%9."/>
+      <w:lvlJc w:val="right"/>
+      <w:pPr>
+        <w:ind w:left="6480" w:hanging="180"/>
+      </w:pPr>
+    </w:lvl>
+  </w:abstractNum>
+  <w:abstractNum w:abstractNumId="11" w15:restartNumberingAfterBreak="0">
     <w:nsid w:val="3AFA4BF8"/>
     <w:multiLevelType w:val="hybridMultilevel"/>
     <w:tmpl w:val="EF1C99B4"/>
@@ -1256,7 +2721,7 @@
       </w:rPr>
     </w:lvl>
   </w:abstractNum>
-  <w:abstractNum w:abstractNumId="5" w15:restartNumberingAfterBreak="0">
+  <w:abstractNum w:abstractNumId="12" w15:restartNumberingAfterBreak="0">
     <w:nsid w:val="3D4C551D"/>
     <w:multiLevelType w:val="hybridMultilevel"/>
     <w:tmpl w:val="1D629A34"/>
@@ -1369,7 +2834,7 @@
       </w:rPr>
     </w:lvl>
   </w:abstractNum>
-  <w:abstractNum w:abstractNumId="6" w15:restartNumberingAfterBreak="0">
+  <w:abstractNum w:abstractNumId="13" w15:restartNumberingAfterBreak="0">
     <w:nsid w:val="3EBE4D1A"/>
     <w:multiLevelType w:val="hybridMultilevel"/>
     <w:tmpl w:val="C2E8BF98"/>
@@ -1481,7 +2946,7 @@
       </w:rPr>
     </w:lvl>
   </w:abstractNum>
-  <w:abstractNum w:abstractNumId="7" w15:restartNumberingAfterBreak="0">
+  <w:abstractNum w:abstractNumId="14" w15:restartNumberingAfterBreak="0">
     <w:nsid w:val="3F671B2A"/>
     <w:multiLevelType w:val="hybridMultilevel"/>
     <w:tmpl w:val="837CCA7E"/>
@@ -1594,7 +3059,7 @@
       </w:rPr>
     </w:lvl>
   </w:abstractNum>
-  <w:abstractNum w:abstractNumId="8" w15:restartNumberingAfterBreak="0">
+  <w:abstractNum w:abstractNumId="15" w15:restartNumberingAfterBreak="0">
     <w:nsid w:val="432D4A14"/>
     <w:multiLevelType w:val="hybridMultilevel"/>
     <w:tmpl w:val="3850D6E2"/>
@@ -1706,7 +3171,93 @@
       </w:rPr>
     </w:lvl>
   </w:abstractNum>
-  <w:abstractNum w:abstractNumId="9" w15:restartNumberingAfterBreak="0">
+  <w:abstractNum w:abstractNumId="16" w15:restartNumberingAfterBreak="0">
+    <w:nsid w:val="440B24DF"/>
+    <w:multiLevelType w:val="hybridMultilevel"/>
+    <w:tmpl w:val="7E9A3C4C"/>
+    <w:lvl w:ilvl="0" w:tplc="08100011">
+      <w:start w:val="1"/>
+      <w:numFmt w:val="decimal"/>
+      <w:lvlText w:val="%1)"/>
+      <w:lvlJc w:val="left"/>
+      <w:pPr>
+        <w:ind w:left="720" w:hanging="360"/>
+      </w:pPr>
+    </w:lvl>
+    <w:lvl w:ilvl="1" w:tplc="08100019" w:tentative="1">
+      <w:start w:val="1"/>
+      <w:numFmt w:val="lowerLetter"/>
+      <w:lvlText w:val="%2."/>
+      <w:lvlJc w:val="left"/>
+      <w:pPr>
+        <w:ind w:left="1440" w:hanging="360"/>
+      </w:pPr>
+    </w:lvl>
+    <w:lvl w:ilvl="2" w:tplc="0810001B" w:tentative="1">
+      <w:start w:val="1"/>
+      <w:numFmt w:val="lowerRoman"/>
+      <w:lvlText w:val="%3."/>
+      <w:lvlJc w:val="right"/>
+      <w:pPr>
+        <w:ind w:left="2160" w:hanging="180"/>
+      </w:pPr>
+    </w:lvl>
+    <w:lvl w:ilvl="3" w:tplc="0810000F" w:tentative="1">
+      <w:start w:val="1"/>
+      <w:numFmt w:val="decimal"/>
+      <w:lvlText w:val="%4."/>
+      <w:lvlJc w:val="left"/>
+      <w:pPr>
+        <w:ind w:left="2880" w:hanging="360"/>
+      </w:pPr>
+    </w:lvl>
+    <w:lvl w:ilvl="4" w:tplc="08100019" w:tentative="1">
+      <w:start w:val="1"/>
+      <w:numFmt w:val="lowerLetter"/>
+      <w:lvlText w:val="%5."/>
+      <w:lvlJc w:val="left"/>
+      <w:pPr>
+        <w:ind w:left="3600" w:hanging="360"/>
+      </w:pPr>
+    </w:lvl>
+    <w:lvl w:ilvl="5" w:tplc="0810001B" w:tentative="1">
+      <w:start w:val="1"/>
+      <w:numFmt w:val="lowerRoman"/>
+      <w:lvlText w:val="%6."/>
+      <w:lvlJc w:val="right"/>
+      <w:pPr>
+        <w:ind w:left="4320" w:hanging="180"/>
+      </w:pPr>
+    </w:lvl>
+    <w:lvl w:ilvl="6" w:tplc="0810000F" w:tentative="1">
+      <w:start w:val="1"/>
+      <w:numFmt w:val="decimal"/>
+      <w:lvlText w:val="%7."/>
+      <w:lvlJc w:val="left"/>
+      <w:pPr>
+        <w:ind w:left="5040" w:hanging="360"/>
+      </w:pPr>
+    </w:lvl>
+    <w:lvl w:ilvl="7" w:tplc="08100019" w:tentative="1">
+      <w:start w:val="1"/>
+      <w:numFmt w:val="lowerLetter"/>
+      <w:lvlText w:val="%8."/>
+      <w:lvlJc w:val="left"/>
+      <w:pPr>
+        <w:ind w:left="5760" w:hanging="360"/>
+      </w:pPr>
+    </w:lvl>
+    <w:lvl w:ilvl="8" w:tplc="0810001B" w:tentative="1">
+      <w:start w:val="1"/>
+      <w:numFmt w:val="lowerRoman"/>
+      <w:lvlText w:val="%9."/>
+      <w:lvlJc w:val="right"/>
+      <w:pPr>
+        <w:ind w:left="6480" w:hanging="180"/>
+      </w:pPr>
+    </w:lvl>
+  </w:abstractNum>
+  <w:abstractNum w:abstractNumId="17" w15:restartNumberingAfterBreak="0">
     <w:nsid w:val="442C21C6"/>
     <w:multiLevelType w:val="hybridMultilevel"/>
     <w:tmpl w:val="D64E2F34"/>
@@ -1819,7 +3370,7 @@
       </w:rPr>
     </w:lvl>
   </w:abstractNum>
-  <w:abstractNum w:abstractNumId="10" w15:restartNumberingAfterBreak="0">
+  <w:abstractNum w:abstractNumId="18" w15:restartNumberingAfterBreak="0">
     <w:nsid w:val="44F65ACA"/>
     <w:multiLevelType w:val="hybridMultilevel"/>
     <w:tmpl w:val="A3C8D654"/>
@@ -1932,7 +3483,7 @@
       </w:rPr>
     </w:lvl>
   </w:abstractNum>
-  <w:abstractNum w:abstractNumId="11" w15:restartNumberingAfterBreak="0">
+  <w:abstractNum w:abstractNumId="19" w15:restartNumberingAfterBreak="0">
     <w:nsid w:val="45714A95"/>
     <w:multiLevelType w:val="hybridMultilevel"/>
     <w:tmpl w:val="05F4A790"/>
@@ -2044,7 +3595,7 @@
       </w:rPr>
     </w:lvl>
   </w:abstractNum>
-  <w:abstractNum w:abstractNumId="12" w15:restartNumberingAfterBreak="0">
+  <w:abstractNum w:abstractNumId="20" w15:restartNumberingAfterBreak="0">
     <w:nsid w:val="47473CE2"/>
     <w:multiLevelType w:val="hybridMultilevel"/>
     <w:tmpl w:val="ECF27DAE"/>
@@ -2156,7 +3707,7 @@
       </w:rPr>
     </w:lvl>
   </w:abstractNum>
-  <w:abstractNum w:abstractNumId="13" w15:restartNumberingAfterBreak="0">
+  <w:abstractNum w:abstractNumId="21" w15:restartNumberingAfterBreak="0">
     <w:nsid w:val="4D8115E5"/>
     <w:multiLevelType w:val="hybridMultilevel"/>
     <w:tmpl w:val="3DC066B4"/>
@@ -2269,7 +3820,7 @@
       </w:rPr>
     </w:lvl>
   </w:abstractNum>
-  <w:abstractNum w:abstractNumId="14" w15:restartNumberingAfterBreak="0">
+  <w:abstractNum w:abstractNumId="22" w15:restartNumberingAfterBreak="0">
     <w:nsid w:val="5A3606D5"/>
     <w:multiLevelType w:val="hybridMultilevel"/>
     <w:tmpl w:val="91805626"/>
@@ -2382,7 +3933,93 @@
       </w:rPr>
     </w:lvl>
   </w:abstractNum>
-  <w:abstractNum w:abstractNumId="15" w15:restartNumberingAfterBreak="0">
+  <w:abstractNum w:abstractNumId="23" w15:restartNumberingAfterBreak="0">
+    <w:nsid w:val="5EAD59FE"/>
+    <w:multiLevelType w:val="hybridMultilevel"/>
+    <w:tmpl w:val="81BEEFBE"/>
+    <w:lvl w:ilvl="0" w:tplc="08100011">
+      <w:start w:val="1"/>
+      <w:numFmt w:val="decimal"/>
+      <w:lvlText w:val="%1)"/>
+      <w:lvlJc w:val="left"/>
+      <w:pPr>
+        <w:ind w:left="720" w:hanging="360"/>
+      </w:pPr>
+    </w:lvl>
+    <w:lvl w:ilvl="1" w:tplc="08100019" w:tentative="1">
+      <w:start w:val="1"/>
+      <w:numFmt w:val="lowerLetter"/>
+      <w:lvlText w:val="%2."/>
+      <w:lvlJc w:val="left"/>
+      <w:pPr>
+        <w:ind w:left="1440" w:hanging="360"/>
+      </w:pPr>
+    </w:lvl>
+    <w:lvl w:ilvl="2" w:tplc="0810001B" w:tentative="1">
+      <w:start w:val="1"/>
+      <w:numFmt w:val="lowerRoman"/>
+      <w:lvlText w:val="%3."/>
+      <w:lvlJc w:val="right"/>
+      <w:pPr>
+        <w:ind w:left="2160" w:hanging="180"/>
+      </w:pPr>
+    </w:lvl>
+    <w:lvl w:ilvl="3" w:tplc="0810000F" w:tentative="1">
+      <w:start w:val="1"/>
+      <w:numFmt w:val="decimal"/>
+      <w:lvlText w:val="%4."/>
+      <w:lvlJc w:val="left"/>
+      <w:pPr>
+        <w:ind w:left="2880" w:hanging="360"/>
+      </w:pPr>
+    </w:lvl>
+    <w:lvl w:ilvl="4" w:tplc="08100019" w:tentative="1">
+      <w:start w:val="1"/>
+      <w:numFmt w:val="lowerLetter"/>
+      <w:lvlText w:val="%5."/>
+      <w:lvlJc w:val="left"/>
+      <w:pPr>
+        <w:ind w:left="3600" w:hanging="360"/>
+      </w:pPr>
+    </w:lvl>
+    <w:lvl w:ilvl="5" w:tplc="0810001B" w:tentative="1">
+      <w:start w:val="1"/>
+      <w:numFmt w:val="lowerRoman"/>
+      <w:lvlText w:val="%6."/>
+      <w:lvlJc w:val="right"/>
+      <w:pPr>
+        <w:ind w:left="4320" w:hanging="180"/>
+      </w:pPr>
+    </w:lvl>
+    <w:lvl w:ilvl="6" w:tplc="0810000F" w:tentative="1">
+      <w:start w:val="1"/>
+      <w:numFmt w:val="decimal"/>
+      <w:lvlText w:val="%7."/>
+      <w:lvlJc w:val="left"/>
+      <w:pPr>
+        <w:ind w:left="5040" w:hanging="360"/>
+      </w:pPr>
+    </w:lvl>
+    <w:lvl w:ilvl="7" w:tplc="08100019" w:tentative="1">
+      <w:start w:val="1"/>
+      <w:numFmt w:val="lowerLetter"/>
+      <w:lvlText w:val="%8."/>
+      <w:lvlJc w:val="left"/>
+      <w:pPr>
+        <w:ind w:left="5760" w:hanging="360"/>
+      </w:pPr>
+    </w:lvl>
+    <w:lvl w:ilvl="8" w:tplc="0810001B" w:tentative="1">
+      <w:start w:val="1"/>
+      <w:numFmt w:val="lowerRoman"/>
+      <w:lvlText w:val="%9."/>
+      <w:lvlJc w:val="right"/>
+      <w:pPr>
+        <w:ind w:left="6480" w:hanging="180"/>
+      </w:pPr>
+    </w:lvl>
+  </w:abstractNum>
+  <w:abstractNum w:abstractNumId="24" w15:restartNumberingAfterBreak="0">
     <w:nsid w:val="61C87B25"/>
     <w:multiLevelType w:val="hybridMultilevel"/>
     <w:tmpl w:val="6FA21976"/>
@@ -2495,7 +4132,7 @@
       </w:rPr>
     </w:lvl>
   </w:abstractNum>
-  <w:abstractNum w:abstractNumId="16" w15:restartNumberingAfterBreak="0">
+  <w:abstractNum w:abstractNumId="25" w15:restartNumberingAfterBreak="0">
     <w:nsid w:val="621D43F7"/>
     <w:multiLevelType w:val="hybridMultilevel"/>
     <w:tmpl w:val="E1BA4850"/>
@@ -2608,7 +4245,7 @@
       </w:rPr>
     </w:lvl>
   </w:abstractNum>
-  <w:abstractNum w:abstractNumId="17" w15:restartNumberingAfterBreak="0">
+  <w:abstractNum w:abstractNumId="26" w15:restartNumberingAfterBreak="0">
     <w:nsid w:val="657763C8"/>
     <w:multiLevelType w:val="hybridMultilevel"/>
     <w:tmpl w:val="94F87C5A"/>
@@ -2721,7 +4358,206 @@
       </w:rPr>
     </w:lvl>
   </w:abstractNum>
-  <w:abstractNum w:abstractNumId="18" w15:restartNumberingAfterBreak="0">
+  <w:abstractNum w:abstractNumId="27" w15:restartNumberingAfterBreak="0">
+    <w:nsid w:val="672E0F08"/>
+    <w:multiLevelType w:val="hybridMultilevel"/>
+    <w:tmpl w:val="A4F85A6E"/>
+    <w:lvl w:ilvl="0" w:tplc="08100011">
+      <w:start w:val="1"/>
+      <w:numFmt w:val="decimal"/>
+      <w:lvlText w:val="%1)"/>
+      <w:lvlJc w:val="left"/>
+      <w:pPr>
+        <w:ind w:left="720" w:hanging="360"/>
+      </w:pPr>
+    </w:lvl>
+    <w:lvl w:ilvl="1" w:tplc="08100019" w:tentative="1">
+      <w:start w:val="1"/>
+      <w:numFmt w:val="lowerLetter"/>
+      <w:lvlText w:val="%2."/>
+      <w:lvlJc w:val="left"/>
+      <w:pPr>
+        <w:ind w:left="1440" w:hanging="360"/>
+      </w:pPr>
+    </w:lvl>
+    <w:lvl w:ilvl="2" w:tplc="0810001B" w:tentative="1">
+      <w:start w:val="1"/>
+      <w:numFmt w:val="lowerRoman"/>
+      <w:lvlText w:val="%3."/>
+      <w:lvlJc w:val="right"/>
+      <w:pPr>
+        <w:ind w:left="2160" w:hanging="180"/>
+      </w:pPr>
+    </w:lvl>
+    <w:lvl w:ilvl="3" w:tplc="0810000F" w:tentative="1">
+      <w:start w:val="1"/>
+      <w:numFmt w:val="decimal"/>
+      <w:lvlText w:val="%4."/>
+      <w:lvlJc w:val="left"/>
+      <w:pPr>
+        <w:ind w:left="2880" w:hanging="360"/>
+      </w:pPr>
+    </w:lvl>
+    <w:lvl w:ilvl="4" w:tplc="08100019" w:tentative="1">
+      <w:start w:val="1"/>
+      <w:numFmt w:val="lowerLetter"/>
+      <w:lvlText w:val="%5."/>
+      <w:lvlJc w:val="left"/>
+      <w:pPr>
+        <w:ind w:left="3600" w:hanging="360"/>
+      </w:pPr>
+    </w:lvl>
+    <w:lvl w:ilvl="5" w:tplc="0810001B" w:tentative="1">
+      <w:start w:val="1"/>
+      <w:numFmt w:val="lowerRoman"/>
+      <w:lvlText w:val="%6."/>
+      <w:lvlJc w:val="right"/>
+      <w:pPr>
+        <w:ind w:left="4320" w:hanging="180"/>
+      </w:pPr>
+    </w:lvl>
+    <w:lvl w:ilvl="6" w:tplc="0810000F" w:tentative="1">
+      <w:start w:val="1"/>
+      <w:numFmt w:val="decimal"/>
+      <w:lvlText w:val="%7."/>
+      <w:lvlJc w:val="left"/>
+      <w:pPr>
+        <w:ind w:left="5040" w:hanging="360"/>
+      </w:pPr>
+    </w:lvl>
+    <w:lvl w:ilvl="7" w:tplc="08100019" w:tentative="1">
+      <w:start w:val="1"/>
+      <w:numFmt w:val="lowerLetter"/>
+      <w:lvlText w:val="%8."/>
+      <w:lvlJc w:val="left"/>
+      <w:pPr>
+        <w:ind w:left="5760" w:hanging="360"/>
+      </w:pPr>
+    </w:lvl>
+    <w:lvl w:ilvl="8" w:tplc="0810001B" w:tentative="1">
+      <w:start w:val="1"/>
+      <w:numFmt w:val="lowerRoman"/>
+      <w:lvlText w:val="%9."/>
+      <w:lvlJc w:val="right"/>
+      <w:pPr>
+        <w:ind w:left="6480" w:hanging="180"/>
+      </w:pPr>
+    </w:lvl>
+  </w:abstractNum>
+  <w:abstractNum w:abstractNumId="28" w15:restartNumberingAfterBreak="0">
+    <w:nsid w:val="6A260704"/>
+    <w:multiLevelType w:val="hybridMultilevel"/>
+    <w:tmpl w:val="9C7E3BEC"/>
+    <w:lvl w:ilvl="0" w:tplc="08100001">
+      <w:start w:val="1"/>
+      <w:numFmt w:val="bullet"/>
+      <w:lvlText w:val=""/>
+      <w:lvlJc w:val="left"/>
+      <w:pPr>
+        <w:ind w:left="720" w:hanging="360"/>
+      </w:pPr>
+      <w:rPr>
+        <w:rFonts w:ascii="Symbol" w:hAnsi="Symbol" w:hint="default"/>
+      </w:rPr>
+    </w:lvl>
+    <w:lvl w:ilvl="1" w:tplc="08100003" w:tentative="1">
+      <w:start w:val="1"/>
+      <w:numFmt w:val="bullet"/>
+      <w:lvlText w:val="o"/>
+      <w:lvlJc w:val="left"/>
+      <w:pPr>
+        <w:ind w:left="1440" w:hanging="360"/>
+      </w:pPr>
+      <w:rPr>
+        <w:rFonts w:ascii="Courier New" w:hAnsi="Courier New" w:cs="Courier New" w:hint="default"/>
+      </w:rPr>
+    </w:lvl>
+    <w:lvl w:ilvl="2" w:tplc="08100005" w:tentative="1">
+      <w:start w:val="1"/>
+      <w:numFmt w:val="bullet"/>
+      <w:lvlText w:val=""/>
+      <w:lvlJc w:val="left"/>
+      <w:pPr>
+        <w:ind w:left="2160" w:hanging="360"/>
+      </w:pPr>
+      <w:rPr>
+        <w:rFonts w:ascii="Wingdings" w:hAnsi="Wingdings" w:hint="default"/>
+      </w:rPr>
+    </w:lvl>
+    <w:lvl w:ilvl="3" w:tplc="08100001" w:tentative="1">
+      <w:start w:val="1"/>
+      <w:numFmt w:val="bullet"/>
+      <w:lvlText w:val=""/>
+      <w:lvlJc w:val="left"/>
+      <w:pPr>
+        <w:ind w:left="2880" w:hanging="360"/>
+      </w:pPr>
+      <w:rPr>
+        <w:rFonts w:ascii="Symbol" w:hAnsi="Symbol" w:hint="default"/>
+      </w:rPr>
+    </w:lvl>
+    <w:lvl w:ilvl="4" w:tplc="08100003" w:tentative="1">
+      <w:start w:val="1"/>
+      <w:numFmt w:val="bullet"/>
+      <w:lvlText w:val="o"/>
+      <w:lvlJc w:val="left"/>
+      <w:pPr>
+        <w:ind w:left="3600" w:hanging="360"/>
+      </w:pPr>
+      <w:rPr>
+        <w:rFonts w:ascii="Courier New" w:hAnsi="Courier New" w:cs="Courier New" w:hint="default"/>
+      </w:rPr>
+    </w:lvl>
+    <w:lvl w:ilvl="5" w:tplc="08100005" w:tentative="1">
+      <w:start w:val="1"/>
+      <w:numFmt w:val="bullet"/>
+      <w:lvlText w:val=""/>
+      <w:lvlJc w:val="left"/>
+      <w:pPr>
+        <w:ind w:left="4320" w:hanging="360"/>
+      </w:pPr>
+      <w:rPr>
+        <w:rFonts w:ascii="Wingdings" w:hAnsi="Wingdings" w:hint="default"/>
+      </w:rPr>
+    </w:lvl>
+    <w:lvl w:ilvl="6" w:tplc="08100001" w:tentative="1">
+      <w:start w:val="1"/>
+      <w:numFmt w:val="bullet"/>
+      <w:lvlText w:val=""/>
+      <w:lvlJc w:val="left"/>
+      <w:pPr>
+        <w:ind w:left="5040" w:hanging="360"/>
+      </w:pPr>
+      <w:rPr>
+        <w:rFonts w:ascii="Symbol" w:hAnsi="Symbol" w:hint="default"/>
+      </w:rPr>
+    </w:lvl>
+    <w:lvl w:ilvl="7" w:tplc="08100003" w:tentative="1">
+      <w:start w:val="1"/>
+      <w:numFmt w:val="bullet"/>
+      <w:lvlText w:val="o"/>
+      <w:lvlJc w:val="left"/>
+      <w:pPr>
+        <w:ind w:left="5760" w:hanging="360"/>
+      </w:pPr>
+      <w:rPr>
+        <w:rFonts w:ascii="Courier New" w:hAnsi="Courier New" w:cs="Courier New" w:hint="default"/>
+      </w:rPr>
+    </w:lvl>
+    <w:lvl w:ilvl="8" w:tplc="08100005" w:tentative="1">
+      <w:start w:val="1"/>
+      <w:numFmt w:val="bullet"/>
+      <w:lvlText w:val=""/>
+      <w:lvlJc w:val="left"/>
+      <w:pPr>
+        <w:ind w:left="6480" w:hanging="360"/>
+      </w:pPr>
+      <w:rPr>
+        <w:rFonts w:ascii="Wingdings" w:hAnsi="Wingdings" w:hint="default"/>
+      </w:rPr>
+    </w:lvl>
+  </w:abstractNum>
+  <w:abstractNum w:abstractNumId="29" w15:restartNumberingAfterBreak="0">
     <w:nsid w:val="6AFC21B1"/>
     <w:multiLevelType w:val="hybridMultilevel"/>
     <w:tmpl w:val="ABCC59D8"/>
@@ -2833,7 +4669,7 @@
       </w:rPr>
     </w:lvl>
   </w:abstractNum>
-  <w:abstractNum w:abstractNumId="19" w15:restartNumberingAfterBreak="0">
+  <w:abstractNum w:abstractNumId="30" w15:restartNumberingAfterBreak="0">
     <w:nsid w:val="74DB59D8"/>
     <w:multiLevelType w:val="hybridMultilevel"/>
     <w:tmpl w:val="E334E25C"/>
@@ -2946,7 +4782,7 @@
       </w:rPr>
     </w:lvl>
   </w:abstractNum>
-  <w:abstractNum w:abstractNumId="20" w15:restartNumberingAfterBreak="0">
+  <w:abstractNum w:abstractNumId="31" w15:restartNumberingAfterBreak="0">
     <w:nsid w:val="7DC25969"/>
     <w:multiLevelType w:val="hybridMultilevel"/>
     <w:tmpl w:val="49A4B118"/>
@@ -3036,67 +4872,100 @@
     </w:lvl>
   </w:abstractNum>
   <w:num w:numId="1">
+    <w:abstractNumId w:val="24"/>
+  </w:num>
+  <w:num w:numId="2">
+    <w:abstractNumId w:val="21"/>
+  </w:num>
+  <w:num w:numId="3">
+    <w:abstractNumId w:val="25"/>
+  </w:num>
+  <w:num w:numId="4">
+    <w:abstractNumId w:val="12"/>
+  </w:num>
+  <w:num w:numId="5">
+    <w:abstractNumId w:val="30"/>
+  </w:num>
+  <w:num w:numId="6">
+    <w:abstractNumId w:val="5"/>
+  </w:num>
+  <w:num w:numId="7">
+    <w:abstractNumId w:val="26"/>
+  </w:num>
+  <w:num w:numId="8">
+    <w:abstractNumId w:val="17"/>
+  </w:num>
+  <w:num w:numId="9">
+    <w:abstractNumId w:val="13"/>
+  </w:num>
+  <w:num w:numId="10">
     <w:abstractNumId w:val="15"/>
   </w:num>
-  <w:num w:numId="2">
-    <w:abstractNumId w:val="13"/>
+  <w:num w:numId="11">
+    <w:abstractNumId w:val="22"/>
   </w:num>
-  <w:num w:numId="3">
+  <w:num w:numId="12">
+    <w:abstractNumId w:val="4"/>
+  </w:num>
+  <w:num w:numId="13">
+    <w:abstractNumId w:val="11"/>
+  </w:num>
+  <w:num w:numId="14">
+    <w:abstractNumId w:val="19"/>
+  </w:num>
+  <w:num w:numId="15">
+    <w:abstractNumId w:val="14"/>
+  </w:num>
+  <w:num w:numId="16">
+    <w:abstractNumId w:val="20"/>
+  </w:num>
+  <w:num w:numId="17">
+    <w:abstractNumId w:val="31"/>
+  </w:num>
+  <w:num w:numId="18">
+    <w:abstractNumId w:val="18"/>
+  </w:num>
+  <w:num w:numId="19">
+    <w:abstractNumId w:val="29"/>
+  </w:num>
+  <w:num w:numId="20">
+    <w:abstractNumId w:val="9"/>
+  </w:num>
+  <w:num w:numId="21">
+    <w:abstractNumId w:val="6"/>
+  </w:num>
+  <w:num w:numId="22">
+    <w:abstractNumId w:val="1"/>
+  </w:num>
+  <w:num w:numId="23">
+    <w:abstractNumId w:val="28"/>
+  </w:num>
+  <w:num w:numId="24">
+    <w:abstractNumId w:val="10"/>
+  </w:num>
+  <w:num w:numId="25">
+    <w:abstractNumId w:val="7"/>
+  </w:num>
+  <w:num w:numId="26">
+    <w:abstractNumId w:val="2"/>
+  </w:num>
+  <w:num w:numId="27">
+    <w:abstractNumId w:val="3"/>
+  </w:num>
+  <w:num w:numId="28">
+    <w:abstractNumId w:val="8"/>
+  </w:num>
+  <w:num w:numId="29">
+    <w:abstractNumId w:val="27"/>
+  </w:num>
+  <w:num w:numId="30">
     <w:abstractNumId w:val="16"/>
   </w:num>
-  <w:num w:numId="4">
-    <w:abstractNumId w:val="5"/>
-  </w:num>
-  <w:num w:numId="5">
-    <w:abstractNumId w:val="19"/>
-  </w:num>
-  <w:num w:numId="6">
-    <w:abstractNumId w:val="1"/>
-  </w:num>
-  <w:num w:numId="7">
-    <w:abstractNumId w:val="17"/>
-  </w:num>
-  <w:num w:numId="8">
-    <w:abstractNumId w:val="9"/>
-  </w:num>
-  <w:num w:numId="9">
-    <w:abstractNumId w:val="6"/>
-  </w:num>
-  <w:num w:numId="10">
-    <w:abstractNumId w:val="8"/>
-  </w:num>
-  <w:num w:numId="11">
-    <w:abstractNumId w:val="14"/>
-  </w:num>
-  <w:num w:numId="12">
+  <w:num w:numId="31">
     <w:abstractNumId w:val="0"/>
   </w:num>
-  <w:num w:numId="13">
-    <w:abstractNumId w:val="4"/>
-  </w:num>
-  <w:num w:numId="14">
-    <w:abstractNumId w:val="11"/>
-  </w:num>
-  <w:num w:numId="15">
-    <w:abstractNumId w:val="7"/>
-  </w:num>
-  <w:num w:numId="16">
-    <w:abstractNumId w:val="12"/>
-  </w:num>
-  <w:num w:numId="17">
-    <w:abstractNumId w:val="20"/>
-  </w:num>
-  <w:num w:numId="18">
-    <w:abstractNumId w:val="10"/>
-  </w:num>
-  <w:num w:numId="19">
-    <w:abstractNumId w:val="18"/>
-  </w:num>
-  <w:num w:numId="20">
-    <w:abstractNumId w:val="3"/>
-  </w:num>
-  <w:num w:numId="21">
-    <w:abstractNumId w:val="2"/>
+  <w:num w:numId="32">
+    <w:abstractNumId w:val="23"/>
   </w:num>
 </w:numbering>
 </file>
@@ -3983,12 +5852,12 @@
 
 <file path=word/glossary/fontTable.xml><?xml version="1.0" encoding="utf-8"?>
 <w:fonts xmlns:mc="http://schemas.openxmlformats.org/markup-compatibility/2006" xmlns:r="http://schemas.openxmlformats.org/officeDocument/2006/relationships" xmlns:w="http://schemas.openxmlformats.org/wordprocessingml/2006/main" xmlns:w14="http://schemas.microsoft.com/office/word/2010/wordml" xmlns:w15="http://schemas.microsoft.com/office/word/2012/wordml" xmlns:w16cid="http://schemas.microsoft.com/office/word/2016/wordml/cid" xmlns:w16se="http://schemas.microsoft.com/office/word/2015/wordml/symex" mc:Ignorable="w14 w15 w16se w16cid">
-  <w:font w:name="Calibri">
-    <w:panose1 w:val="020F0502020204030204"/>
-    <w:charset w:val="00"/>
-    <w:family w:val="swiss"/>
+  <w:font w:name="Symbol">
+    <w:panose1 w:val="05050102010706020507"/>
+    <w:charset w:val="02"/>
+    <w:family w:val="roman"/>
     <w:pitch w:val="variable"/>
-    <w:sig w:usb0="E4002EFF" w:usb1="C000247B" w:usb2="00000009" w:usb3="00000000" w:csb0="000001FF" w:csb1="00000000"/>
+    <w:sig w:usb0="00000000" w:usb1="10000000" w:usb2="00000000" w:usb3="00000000" w:csb0="80000000" w:csb1="00000000"/>
   </w:font>
   <w:font w:name="Times New Roman">
     <w:panose1 w:val="02020603050405020304"/>
@@ -4011,12 +5880,12 @@
     <w:pitch w:val="variable"/>
     <w:sig w:usb0="00000000" w:usb1="10000000" w:usb2="00000000" w:usb3="00000000" w:csb0="80000000" w:csb1="00000000"/>
   </w:font>
-  <w:font w:name="Symbol">
-    <w:panose1 w:val="05050102010706020507"/>
-    <w:charset w:val="02"/>
-    <w:family w:val="roman"/>
+  <w:font w:name="Calibri">
+    <w:panose1 w:val="020F0502020204030204"/>
+    <w:charset w:val="00"/>
+    <w:family w:val="swiss"/>
     <w:pitch w:val="variable"/>
-    <w:sig w:usb0="00000000" w:usb1="10000000" w:usb2="00000000" w:usb3="00000000" w:csb0="80000000" w:csb1="00000000"/>
+    <w:sig w:usb0="E4002EFF" w:usb1="C000247B" w:usb2="00000009" w:usb3="00000000" w:csb0="000001FF" w:csb1="00000000"/>
   </w:font>
   <w:font w:name="Tahoma">
     <w:panose1 w:val="020B0604030504040204"/>
@@ -4109,6 +5978,7 @@
     <w:rsid w:val="004F7A60"/>
     <w:rsid w:val="00515C71"/>
     <w:rsid w:val="00540959"/>
+    <w:rsid w:val="00570610"/>
     <w:rsid w:val="00571385"/>
     <w:rsid w:val="00580D3A"/>
     <w:rsid w:val="00594413"/>
@@ -4160,7 +6030,9 @@
     <w:rsid w:val="00AF0AA0"/>
     <w:rsid w:val="00B36B9F"/>
     <w:rsid w:val="00B5079C"/>
+    <w:rsid w:val="00B93613"/>
     <w:rsid w:val="00BD119E"/>
+    <w:rsid w:val="00BF2838"/>
     <w:rsid w:val="00C15546"/>
     <w:rsid w:val="00C22A10"/>
     <w:rsid w:val="00C57AC2"/>
@@ -4991,7 +6863,7 @@
 </file>
 
 <file path=customXml/itemProps1.xml><?xml version="1.0" encoding="utf-8"?>
-<ds:datastoreItem xmlns:ds="http://schemas.openxmlformats.org/officeDocument/2006/customXml" ds:itemID="{9BCC6ECB-F480-4631-A395-52BAE96E5E2C}">
+<ds:datastoreItem xmlns:ds="http://schemas.openxmlformats.org/officeDocument/2006/customXml" ds:itemID="{7FB425AF-8252-41DA-9971-7B93E0F1AFFE}">
   <ds:schemaRefs>
     <ds:schemaRef ds:uri="http://schemas.openxmlformats.org/officeDocument/2006/bibliography"/>
   </ds:schemaRefs>
